--- a/Opleverset/Documentatie/Onderzoeken/Gebruikersonderzoek.docx
+++ b/Opleverset/Documentatie/Onderzoeken/Gebruikersonderzoek.docx
@@ -4,7 +4,7 @@
   <w:body>
     <w:p>
       <w:pPr>
-        <w:pStyle w:val="Heading1"/>
+        <w:pStyle w:val="Title"/>
       </w:pPr>
       <w:r>
         <w:t xml:space="preserve">Gebruikersonderzoek bij </w:t>
@@ -23,34 +23,41 @@
       </w:r>
       <w:r>
         <w:t>6</w:t>
-      </w:r>
-    </w:p>
-    <w:p/>
-    <w:p/>
-    <w:p>
-      <w:r>
-        <w:t xml:space="preserve">Ons stabilisatiesysteem zal geen gegarandeerde gebruikers hebben. Het zou namelijk kunnen, dat ons systeem pas in toekomstige Farms gebruikt zal worden, maar het is geen garantie dat er meer gemaakt zullen worden. </w:t>
       </w:r>
     </w:p>
     <w:p/>
     <w:p>
-      <w:r>
-        <w:t xml:space="preserve">Maar, de meest waarschijnlijke eindgebruiker is onze </w:t>
-      </w:r>
-      <w:r>
-        <w:rPr>
-          <w:b/>
-          <w:bCs/>
-        </w:rPr>
-        <w:t>opdrachtgever</w:t>
-      </w:r>
-      <w:r>
-        <w:t xml:space="preserve">. </w:t>
+      <w:pPr>
+        <w:pStyle w:val="Heading1"/>
+      </w:pPr>
+      <w:r>
+        <w:t>Inleiding</w:t>
+      </w:r>
+    </w:p>
+    <w:p>
+      <w:r>
+        <w:t xml:space="preserve">Ons stabilisatiesysteem zal geen gegarandeerde gebruikers hebben. Het zou namelijk kunnen, dat ons systeem pas in toekomstige Farms gebruikt zal worden, maar het is geen garantie dat er meer gemaakt zullen worden. </w:t>
+      </w:r>
+      <w:r>
+        <w:t xml:space="preserve">Maar, de gebruiker moet alsnog kunnen zien wat er gebeurd, en eventueel invloed daarop kunnen hebben. </w:t>
       </w:r>
     </w:p>
     <w:p/>
     <w:p>
       <w:r>
+        <w:t xml:space="preserve">Dit onderzoek focust zich uitsluitend op de User Interface, en niks anders. </w:t>
+      </w:r>
+    </w:p>
+    <w:p>
+      <w:pPr>
+        <w:pStyle w:val="Heading1"/>
+      </w:pPr>
+      <w:r>
+        <w:t>Wat moet de interface laten zien om alles aan de gebruiker te vertellen?</w:t>
+      </w:r>
+    </w:p>
+    <w:p>
+      <w:r>
         <w:t xml:space="preserve">Ons systeem zal constant gebruikt worden om de </w:t>
       </w:r>
       <w:proofErr w:type="spellStart"/>
@@ -59,7 +66,13 @@
       </w:r>
       <w:proofErr w:type="spellEnd"/>
       <w:r>
-        <w:t xml:space="preserve"> Farm te stabiliseren, maar het monitoren alleen waar nodig. De gebruiker wilt kunnen zien welke positie de boerderij op dat huidig moment heeft. </w:t>
+        <w:t xml:space="preserve"> Farm te stabiliseren, maar het monitoren alleen waar nodig. De gebruiker </w:t>
+      </w:r>
+      <w:r>
+        <w:t>moet dus</w:t>
+      </w:r>
+      <w:r>
+        <w:t xml:space="preserve"> kunnen zien welke positie de boerderij op dat huidig moment heeft. </w:t>
       </w:r>
       <w:r>
         <w:t xml:space="preserve">Dit moet op ongewone en inconsistente </w:t>
@@ -76,77 +89,65 @@
     <w:p/>
     <w:p>
       <w:r>
-        <w:t xml:space="preserve">De situatie waarin de gebruiker het zal gebruiken is het volgende: </w:t>
-      </w:r>
-      <w:r>
-        <w:br/>
-        <w:t>De gebruiker merkt dat de F.F. aan het bewegen en verschuiven is, en wilt zien wat er gebeurt. Om dat te bepalen, gaat hij/zij naar het scherm kijken waarop de applicatie met de monitoring Interface draait.</w:t>
+        <w:t xml:space="preserve">Buiten de positie moet de gebruiker ook kunnen zien welke van motoren actief zijn, om te kunnen zien of de </w:t>
+      </w:r>
+      <w:proofErr w:type="spellStart"/>
+      <w:r>
+        <w:t>floating</w:t>
+      </w:r>
+      <w:proofErr w:type="spellEnd"/>
+      <w:r>
+        <w:t xml:space="preserve"> farm zich aan het stabiliseren is</w:t>
+      </w:r>
+      <w:r>
+        <w:t xml:space="preserve">. </w:t>
       </w:r>
     </w:p>
     <w:p/>
     <w:p>
       <w:r>
-        <w:t xml:space="preserve">Maar, wij kunnen dit dus niet echt met andere mensen overleggen buiten onze opdrachtgever en de medewerkers/eigenaren van de </w:t>
-      </w:r>
-      <w:proofErr w:type="spellStart"/>
-      <w:r>
-        <w:t>Floating</w:t>
-      </w:r>
-      <w:proofErr w:type="spellEnd"/>
-      <w:r>
-        <w:t xml:space="preserve"> Farm. Want, het is voor andere mensen gewoon ver buiten de relevantie. Ze kunnen zich inbeelden als gebruiker, maar dat betekent uiteindelijk vrij weinig voor ons resultaat, aangezien iemand die al weet wat hij wilt (onze opdrachtgever)</w:t>
-      </w:r>
-      <w:r>
-        <w:t xml:space="preserve"> veel beter is</w:t>
-      </w:r>
-      <w:r>
-        <w:t xml:space="preserve">. </w:t>
-      </w:r>
-    </w:p>
-    <w:p/>
-    <w:p/>
-    <w:p>
-      <w:pPr>
-        <w:pStyle w:val="NoSpacing"/>
-      </w:pPr>
-      <w:r>
-        <w:t xml:space="preserve">Wat kunnen wij doen om de komende weken ons in te zetten om input op te halen bij de eindgebruikers? Wij hebben tot nu toe elke meeting met onze opdrachtgever vragen gesteld over de interface, plaatsingen, en overlegd over zaken van het schaalmodel. Dit zetten wij gewoon voort. Wij hebben al input opgehaald van de eindgebruiker(s), en dat blijven wij op exact dezelfde manier voortzetten. Elke meeting die wij hebben met onze opdrachtgever (elke 2 weken), gaan wij laten zien wat wij hebben, vragen stellen en mening(en) vragen. </w:t>
+        <w:t xml:space="preserve">Aan ons was ook gevraagd of wij het zover konden krijgen om het waterniveau te kunnen zien, maar jammer genoeg is dat niet mogelijk op onze schaal. Dus wij hebben in overleg met de opdrachtgever dit weggelaten. </w:t>
       </w:r>
     </w:p>
     <w:p>
       <w:pPr>
-        <w:pStyle w:val="NoSpacing"/>
-      </w:pPr>
+        <w:pStyle w:val="Heading1"/>
+      </w:pPr>
+      <w:r>
+        <w:t xml:space="preserve">Hoe hebben wij deze informatie </w:t>
+      </w:r>
+      <w:r>
+        <w:t>verkregen?</w:t>
+      </w:r>
     </w:p>
     <w:p>
       <w:pPr>
         <w:pStyle w:val="NoSpacing"/>
       </w:pPr>
       <w:r>
-        <w:t xml:space="preserve">Het belangrijkste van de dingen die wij tot nu toe getest hebben/gaan testen is </w:t>
-      </w:r>
-      <w:proofErr w:type="spellStart"/>
-      <w:r>
-        <w:t>by</w:t>
-      </w:r>
-      <w:proofErr w:type="spellEnd"/>
-      <w:r>
-        <w:t>-</w:t>
-      </w:r>
-      <w:r>
-        <w:t xml:space="preserve">far het interface, want dat is wat de eindgebruiker uiteindelijk gaat </w:t>
-      </w:r>
-      <w:r>
-        <w:t>zien</w:t>
-      </w:r>
-      <w:r>
-        <w:t xml:space="preserve">. </w:t>
+        <w:t xml:space="preserve">Wat kunnen wij doen om de komende weken ons in te zetten om input op te halen bij de eindgebruikers? Wij hebben tot nu toe elke meeting met onze opdrachtgever vragen gesteld over de interface, plaatsingen, en overlegd over zaken van het schaalmodel. Dit zetten wij gewoon voort. Elke meeting die wij hebben met onze opdrachtgever (elke 2 weken), gaan wij laten zien wat wij hebben, vragen stellen en mening(en) vragen. </w:t>
       </w:r>
     </w:p>
     <w:p>
       <w:pPr>
         <w:pStyle w:val="NoSpacing"/>
       </w:pPr>
+    </w:p>
+    <w:p>
+      <w:pPr>
+        <w:pStyle w:val="Heading1"/>
+      </w:pPr>
+      <w:r>
+        <w:t>Conclusie</w:t>
+      </w:r>
+    </w:p>
+    <w:p>
+      <w:r>
+        <w:t>Het gebruikersonderzoek is niet heel uitgebreid, omdat we niet veel eindgebruikers hebben, en er ook niks van af weten. Het is een experimenteel project, om te kijken of het principe kan werken. Buiten onze opdrachtgever</w:t>
+      </w:r>
+      <w:r>
+        <w:t xml:space="preserve">, zijn er geen gebruikers waar wij vragen aan hadden kunnen stellen. </w:t>
+      </w:r>
     </w:p>
     <w:p>
       <w:pPr>
@@ -169,58 +170,6 @@
       </w:pPr>
       <w:r>
         <w:lastRenderedPageBreak/>
-        <w:t>Wat moet de interface laten zien om alles aan de gebruiker te vertellen?</w:t>
-      </w:r>
-    </w:p>
-    <w:p>
-      <w:r>
-        <w:t xml:space="preserve">Dat is dus de grootste onderzoeksvraag die beantwoord moet worden. Deze hebben wij beantwoord met behulp van onze eindgebruiker (opdrachtgever) door een basis te schetsen en dan bij hem/haar voor te leggen, en te vragen om input. Verder hebben wij ook nog vragen gesteld als tot welke data hij/zij zou willen zien op het interface, en eventuele voorkeuren in hoe dat gedaan zou moeten worden. </w:t>
-      </w:r>
-    </w:p>
-    <w:p>
-      <w:pPr>
-        <w:pStyle w:val="NoSpacing"/>
-      </w:pPr>
-    </w:p>
-    <w:p>
-      <w:pPr>
-        <w:pStyle w:val="NoSpacing"/>
-      </w:pPr>
-      <w:r>
-        <w:t xml:space="preserve">De input die wij terugkrijgen word genoteerd en vervolgens gebruikt om onze </w:t>
-      </w:r>
-      <w:proofErr w:type="spellStart"/>
-      <w:r>
-        <w:t>requirements</w:t>
-      </w:r>
-      <w:proofErr w:type="spellEnd"/>
-      <w:r>
-        <w:t xml:space="preserve"> en User </w:t>
-      </w:r>
-      <w:proofErr w:type="spellStart"/>
-      <w:r>
-        <w:t>stories</w:t>
-      </w:r>
-      <w:proofErr w:type="spellEnd"/>
-      <w:r>
-        <w:t xml:space="preserve"> aan te passen, waardoor onze interface dus aangepast word tot de voorkeuren van de eindgebruiker. </w:t>
-      </w:r>
-    </w:p>
-    <w:p>
-      <w:pPr>
-        <w:pStyle w:val="NoSpacing"/>
-      </w:pPr>
-    </w:p>
-    <w:p>
-      <w:pPr>
-        <w:pStyle w:val="NoSpacing"/>
-      </w:pPr>
-    </w:p>
-    <w:p>
-      <w:pPr>
-        <w:pStyle w:val="Heading1"/>
-      </w:pPr>
-      <w:r>
         <w:t>Changelog</w:t>
       </w:r>
     </w:p>
@@ -411,6 +360,45 @@
             </w:pPr>
             <w:r>
               <w:t>Feedback toegepast</w:t>
+            </w:r>
+          </w:p>
+        </w:tc>
+      </w:tr>
+      <w:tr>
+        <w:tc>
+          <w:tcPr>
+            <w:cnfStyle w:val="001000000000" w:firstRow="0" w:lastRow="0" w:firstColumn="1" w:lastColumn="0" w:oddVBand="0" w:evenVBand="0" w:oddHBand="0" w:evenHBand="0" w:firstRowFirstColumn="0" w:firstRowLastColumn="0" w:lastRowFirstColumn="0" w:lastRowLastColumn="0"/>
+            <w:tcW w:w="3007" w:type="dxa"/>
+          </w:tcPr>
+          <w:p>
+            <w:r>
+              <w:t>02-02-2025</w:t>
+            </w:r>
+          </w:p>
+        </w:tc>
+        <w:tc>
+          <w:tcPr>
+            <w:tcW w:w="3008" w:type="dxa"/>
+          </w:tcPr>
+          <w:p>
+            <w:pPr>
+              <w:cnfStyle w:val="000000000000" w:firstRow="0" w:lastRow="0" w:firstColumn="0" w:lastColumn="0" w:oddVBand="0" w:evenVBand="0" w:oddHBand="0" w:evenHBand="0" w:firstRowFirstColumn="0" w:firstRowLastColumn="0" w:lastRowFirstColumn="0" w:lastRowLastColumn="0"/>
+            </w:pPr>
+            <w:r>
+              <w:t>3.0</w:t>
+            </w:r>
+          </w:p>
+        </w:tc>
+        <w:tc>
+          <w:tcPr>
+            <w:tcW w:w="3011" w:type="dxa"/>
+          </w:tcPr>
+          <w:p>
+            <w:pPr>
+              <w:cnfStyle w:val="000000000000" w:firstRow="0" w:lastRow="0" w:firstColumn="0" w:lastColumn="0" w:oddVBand="0" w:evenVBand="0" w:oddHBand="0" w:evenHBand="0" w:firstRowFirstColumn="0" w:firstRowLastColumn="0" w:lastRowFirstColumn="0" w:lastRowLastColumn="0"/>
+            </w:pPr>
+            <w:r>
+              <w:t>Feedback voor herkansing toegepast</w:t>
             </w:r>
           </w:p>
         </w:tc>
@@ -1282,6 +1270,39 @@
       </w:tcPr>
     </w:tblStylePr>
   </w:style>
+  <w:style w:type="paragraph" w:styleId="Title">
+    <w:name w:val="Title"/>
+    <w:basedOn w:val="Normal"/>
+    <w:next w:val="Normal"/>
+    <w:link w:val="TitleChar"/>
+    <w:uiPriority w:val="10"/>
+    <w:qFormat/>
+    <w:rsid w:val="00C142D9"/>
+    <w:pPr>
+      <w:contextualSpacing/>
+    </w:pPr>
+    <w:rPr>
+      <w:rFonts w:asciiTheme="majorHAnsi" w:eastAsiaTheme="majorEastAsia" w:hAnsiTheme="majorHAnsi" w:cstheme="majorBidi"/>
+      <w:spacing w:val="-10"/>
+      <w:kern w:val="28"/>
+      <w:sz w:val="56"/>
+      <w:szCs w:val="56"/>
+    </w:rPr>
+  </w:style>
+  <w:style w:type="character" w:customStyle="1" w:styleId="TitleChar">
+    <w:name w:val="Title Char"/>
+    <w:basedOn w:val="DefaultParagraphFont"/>
+    <w:link w:val="Title"/>
+    <w:uiPriority w:val="10"/>
+    <w:rsid w:val="00C142D9"/>
+    <w:rPr>
+      <w:rFonts w:asciiTheme="majorHAnsi" w:eastAsiaTheme="majorEastAsia" w:hAnsiTheme="majorHAnsi" w:cstheme="majorBidi"/>
+      <w:spacing w:val="-10"/>
+      <w:kern w:val="28"/>
+      <w:sz w:val="56"/>
+      <w:szCs w:val="56"/>
+    </w:rPr>
+  </w:style>
 </w:styles>
 </file>
 

--- a/Opleverset/Documentatie/Onderzoeken/Gebruikersonderzoek.docx
+++ b/Opleverset/Documentatie/Onderzoeken/Gebruikersonderzoek.docx
@@ -2,35 +2,1077 @@
 <file path=word/document.xml><?xml version="1.0" encoding="utf-8"?>
 <w:document xmlns:wpc="http://schemas.microsoft.com/office/word/2010/wordprocessingCanvas" xmlns:cx="http://schemas.microsoft.com/office/drawing/2014/chartex" xmlns:cx1="http://schemas.microsoft.com/office/drawing/2015/9/8/chartex" xmlns:cx2="http://schemas.microsoft.com/office/drawing/2015/10/21/chartex" xmlns:cx3="http://schemas.microsoft.com/office/drawing/2016/5/9/chartex" xmlns:cx4="http://schemas.microsoft.com/office/drawing/2016/5/10/chartex" xmlns:cx5="http://schemas.microsoft.com/office/drawing/2016/5/11/chartex" xmlns:cx6="http://schemas.microsoft.com/office/drawing/2016/5/12/chartex" xmlns:cx7="http://schemas.microsoft.com/office/drawing/2016/5/13/chartex" xmlns:cx8="http://schemas.microsoft.com/office/drawing/2016/5/14/chartex" xmlns:mc="http://schemas.openxmlformats.org/markup-compatibility/2006" xmlns:aink="http://schemas.microsoft.com/office/drawing/2016/ink" xmlns:am3d="http://schemas.microsoft.com/office/drawing/2017/model3d" xmlns:o="urn:schemas-microsoft-com:office:office" xmlns:oel="http://schemas.microsoft.com/office/2019/extlst" xmlns:r="http://schemas.openxmlformats.org/officeDocument/2006/relationships" xmlns:m="http://schemas.openxmlformats.org/officeDocument/2006/math" xmlns:v="urn:schemas-microsoft-com:vml" xmlns:wp14="http://schemas.microsoft.com/office/word/2010/wordprocessingDrawing" xmlns:wp="http://schemas.openxmlformats.org/drawingml/2006/wordprocessingDrawing" xmlns:w10="urn:schemas-microsoft-com:office:word" xmlns:w="http://schemas.openxmlformats.org/wordprocessingml/2006/main" xmlns:w14="http://schemas.microsoft.com/office/word/2010/wordml" xmlns:w15="http://schemas.microsoft.com/office/word/2012/wordml" xmlns:w16cex="http://schemas.microsoft.com/office/word/2018/wordml/cex" xmlns:w16cid="http://schemas.microsoft.com/office/word/2016/wordml/cid" xmlns:w16="http://schemas.microsoft.com/office/word/2018/wordml" xmlns:w16du="http://schemas.microsoft.com/office/word/2023/wordml/word16du" xmlns:w16sdtdh="http://schemas.microsoft.com/office/word/2020/wordml/sdtdatahash" xmlns:w16sdtfl="http://schemas.microsoft.com/office/word/2024/wordml/sdtformatlock" xmlns:w16se="http://schemas.microsoft.com/office/word/2015/wordml/symex" xmlns:wpg="http://schemas.microsoft.com/office/word/2010/wordprocessingGroup" xmlns:wpi="http://schemas.microsoft.com/office/word/2010/wordprocessingInk" xmlns:wne="http://schemas.microsoft.com/office/word/2006/wordml" xmlns:wps="http://schemas.microsoft.com/office/word/2010/wordprocessingShape" mc:Ignorable="w14 w15 w16se w16cid w16 w16cex w16sdtdh w16sdtfl w16du wp14">
   <w:body>
-    <w:p>
-      <w:pPr>
-        <w:pStyle w:val="Title"/>
-      </w:pPr>
-      <w:r>
-        <w:t xml:space="preserve">Gebruikersonderzoek bij </w:t>
-      </w:r>
-      <w:r>
-        <w:t>Project</w:t>
-      </w:r>
-      <w:r>
-        <w:t xml:space="preserve"> </w:t>
-      </w:r>
-      <w:r>
-        <w:t>5</w:t>
-      </w:r>
-      <w:r>
-        <w:t>/</w:t>
-      </w:r>
-      <w:r>
-        <w:t>6</w:t>
-      </w:r>
-    </w:p>
-    <w:p/>
+    <w:sdt>
+      <w:sdtPr>
+        <w:id w:val="-1163929696"/>
+        <w:docPartObj>
+          <w:docPartGallery w:val="Cover Pages"/>
+          <w:docPartUnique/>
+        </w:docPartObj>
+      </w:sdtPr>
+      <w:sdtContent>
+        <w:p/>
+        <w:p>
+          <w:r>
+            <w:rPr>
+              <w:noProof/>
+            </w:rPr>
+            <mc:AlternateContent>
+              <mc:Choice Requires="wpg">
+                <w:drawing>
+                  <wp:anchor distT="0" distB="0" distL="114300" distR="114300" simplePos="0" relativeHeight="251659264" behindDoc="1" locked="0" layoutInCell="1" allowOverlap="1" wp14:anchorId="06909786" wp14:editId="741199C9">
+                    <wp:simplePos x="0" y="0"/>
+                    <wp:positionH relativeFrom="margin">
+                      <wp:align>center</wp:align>
+                    </wp:positionH>
+                    <mc:AlternateContent>
+                      <mc:Choice Requires="wp14">
+                        <wp:positionV relativeFrom="page">
+                          <wp14:pctPosVOffset>4500</wp14:pctPosVOffset>
+                        </wp:positionV>
+                      </mc:Choice>
+                      <mc:Fallback>
+                        <wp:positionV relativeFrom="page">
+                          <wp:posOffset>480695</wp:posOffset>
+                        </wp:positionV>
+                      </mc:Fallback>
+                    </mc:AlternateContent>
+                    <wp:extent cx="6858000" cy="7068185"/>
+                    <wp:effectExtent l="0" t="0" r="0" b="0"/>
+                    <wp:wrapNone/>
+                    <wp:docPr id="125" name="Group 28"/>
+                    <wp:cNvGraphicFramePr>
+                      <a:graphicFrameLocks xmlns:a="http://schemas.openxmlformats.org/drawingml/2006/main" noChangeAspect="1"/>
+                    </wp:cNvGraphicFramePr>
+                    <a:graphic xmlns:a="http://schemas.openxmlformats.org/drawingml/2006/main">
+                      <a:graphicData uri="http://schemas.microsoft.com/office/word/2010/wordprocessingGroup">
+                        <wpg:wgp>
+                          <wpg:cNvGrpSpPr>
+                            <a:grpSpLocks noChangeAspect="1"/>
+                          </wpg:cNvGrpSpPr>
+                          <wpg:grpSpPr>
+                            <a:xfrm>
+                              <a:off x="0" y="0"/>
+                              <a:ext cx="6858000" cy="7068312"/>
+                              <a:chOff x="0" y="0"/>
+                              <a:chExt cx="5561330" cy="5404485"/>
+                            </a:xfrm>
+                          </wpg:grpSpPr>
+                          <wps:wsp>
+                            <wps:cNvPr id="126" name="Freeform 10"/>
+                            <wps:cNvSpPr>
+                              <a:spLocks/>
+                            </wps:cNvSpPr>
+                            <wps:spPr bwMode="auto">
+                              <a:xfrm>
+                                <a:off x="0" y="0"/>
+                                <a:ext cx="5557520" cy="5404485"/>
+                              </a:xfrm>
+                              <a:custGeom>
+                                <a:avLst/>
+                                <a:gdLst>
+                                  <a:gd name="T0" fmla="*/ 0 w 720"/>
+                                  <a:gd name="T1" fmla="*/ 0 h 700"/>
+                                  <a:gd name="T2" fmla="*/ 0 w 720"/>
+                                  <a:gd name="T3" fmla="*/ 644 h 700"/>
+                                  <a:gd name="T4" fmla="*/ 113 w 720"/>
+                                  <a:gd name="T5" fmla="*/ 665 h 700"/>
+                                  <a:gd name="T6" fmla="*/ 720 w 720"/>
+                                  <a:gd name="T7" fmla="*/ 644 h 700"/>
+                                  <a:gd name="T8" fmla="*/ 720 w 720"/>
+                                  <a:gd name="T9" fmla="*/ 617 h 700"/>
+                                  <a:gd name="T10" fmla="*/ 720 w 720"/>
+                                  <a:gd name="T11" fmla="*/ 0 h 700"/>
+                                  <a:gd name="T12" fmla="*/ 0 w 720"/>
+                                  <a:gd name="T13" fmla="*/ 0 h 700"/>
+                                </a:gdLst>
+                                <a:ahLst/>
+                                <a:cxnLst>
+                                  <a:cxn ang="0">
+                                    <a:pos x="T0" y="T1"/>
+                                  </a:cxn>
+                                  <a:cxn ang="0">
+                                    <a:pos x="T2" y="T3"/>
+                                  </a:cxn>
+                                  <a:cxn ang="0">
+                                    <a:pos x="T4" y="T5"/>
+                                  </a:cxn>
+                                  <a:cxn ang="0">
+                                    <a:pos x="T6" y="T7"/>
+                                  </a:cxn>
+                                  <a:cxn ang="0">
+                                    <a:pos x="T8" y="T9"/>
+                                  </a:cxn>
+                                  <a:cxn ang="0">
+                                    <a:pos x="T10" y="T11"/>
+                                  </a:cxn>
+                                  <a:cxn ang="0">
+                                    <a:pos x="T12" y="T13"/>
+                                  </a:cxn>
+                                </a:cxnLst>
+                                <a:rect l="0" t="0" r="r" b="b"/>
+                                <a:pathLst>
+                                  <a:path w="720" h="700">
+                                    <a:moveTo>
+                                      <a:pt x="0" y="0"/>
+                                    </a:moveTo>
+                                    <a:cubicBezTo>
+                                      <a:pt x="0" y="644"/>
+                                      <a:pt x="0" y="644"/>
+                                      <a:pt x="0" y="644"/>
+                                    </a:cubicBezTo>
+                                    <a:cubicBezTo>
+                                      <a:pt x="23" y="650"/>
+                                      <a:pt x="62" y="658"/>
+                                      <a:pt x="113" y="665"/>
+                                    </a:cubicBezTo>
+                                    <a:cubicBezTo>
+                                      <a:pt x="250" y="685"/>
+                                      <a:pt x="476" y="700"/>
+                                      <a:pt x="720" y="644"/>
+                                    </a:cubicBezTo>
+                                    <a:cubicBezTo>
+                                      <a:pt x="720" y="617"/>
+                                      <a:pt x="720" y="617"/>
+                                      <a:pt x="720" y="617"/>
+                                    </a:cubicBezTo>
+                                    <a:cubicBezTo>
+                                      <a:pt x="720" y="0"/>
+                                      <a:pt x="720" y="0"/>
+                                      <a:pt x="720" y="0"/>
+                                    </a:cubicBezTo>
+                                    <a:cubicBezTo>
+                                      <a:pt x="0" y="0"/>
+                                      <a:pt x="0" y="0"/>
+                                      <a:pt x="0" y="0"/>
+                                    </a:cubicBezTo>
+                                  </a:path>
+                                </a:pathLst>
+                              </a:custGeom>
+                              <a:ln>
+                                <a:noFill/>
+                              </a:ln>
+                            </wps:spPr>
+                            <wps:style>
+                              <a:lnRef idx="0">
+                                <a:scrgbClr r="0" g="0" b="0"/>
+                              </a:lnRef>
+                              <a:fillRef idx="1003">
+                                <a:schemeClr val="dk2"/>
+                              </a:fillRef>
+                              <a:effectRef idx="0">
+                                <a:scrgbClr r="0" g="0" b="0"/>
+                              </a:effectRef>
+                              <a:fontRef idx="major"/>
+                            </wps:style>
+                            <wps:txbx>
+                              <w:txbxContent>
+                                <w:p>
+                                  <w:pPr>
+                                    <w:rPr>
+                                      <w:color w:val="FFFFFF" w:themeColor="background1"/>
+                                      <w:sz w:val="72"/>
+                                      <w:szCs w:val="72"/>
+                                    </w:rPr>
+                                  </w:pPr>
+                                  <w:sdt>
+                                    <w:sdtPr>
+                                      <w:rPr>
+                                        <w:color w:val="FFFFFF" w:themeColor="background1"/>
+                                        <w:sz w:val="72"/>
+                                        <w:szCs w:val="72"/>
+                                      </w:rPr>
+                                      <w:alias w:val="Title"/>
+                                      <w:tag w:val=""/>
+                                      <w:id w:val="-554696155"/>
+                                      <w:dataBinding w:prefixMappings="xmlns:ns0='http://purl.org/dc/elements/1.1/' xmlns:ns1='http://schemas.openxmlformats.org/package/2006/metadata/core-properties' " w:xpath="/ns1:coreProperties[1]/ns0:title[1]" w:storeItemID="{6C3C8BC8-F283-45AE-878A-BAB7291924A1}"/>
+                                      <w:text/>
+                                    </w:sdtPr>
+                                    <w:sdtContent>
+                                      <w:r>
+                                        <w:rPr>
+                                          <w:color w:val="FFFFFF" w:themeColor="background1"/>
+                                          <w:sz w:val="72"/>
+                                          <w:szCs w:val="72"/>
+                                        </w:rPr>
+                                        <w:t>Gebruikersonderzoek</w:t>
+                                      </w:r>
+                                    </w:sdtContent>
+                                  </w:sdt>
+                                </w:p>
+                              </w:txbxContent>
+                            </wps:txbx>
+                            <wps:bodyPr rot="0" vert="horz" wrap="square" lIns="914400" tIns="1097280" rIns="1097280" bIns="1097280" anchor="b" anchorCtr="0" upright="1">
+                              <a:noAutofit/>
+                            </wps:bodyPr>
+                          </wps:wsp>
+                          <wps:wsp>
+                            <wps:cNvPr id="127" name="Freeform 11"/>
+                            <wps:cNvSpPr>
+                              <a:spLocks/>
+                            </wps:cNvSpPr>
+                            <wps:spPr bwMode="auto">
+                              <a:xfrm>
+                                <a:off x="876300" y="4769783"/>
+                                <a:ext cx="4685030" cy="509905"/>
+                              </a:xfrm>
+                              <a:custGeom>
+                                <a:avLst/>
+                                <a:gdLst>
+                                  <a:gd name="T0" fmla="*/ 607 w 607"/>
+                                  <a:gd name="T1" fmla="*/ 0 h 66"/>
+                                  <a:gd name="T2" fmla="*/ 176 w 607"/>
+                                  <a:gd name="T3" fmla="*/ 57 h 66"/>
+                                  <a:gd name="T4" fmla="*/ 0 w 607"/>
+                                  <a:gd name="T5" fmla="*/ 48 h 66"/>
+                                  <a:gd name="T6" fmla="*/ 251 w 607"/>
+                                  <a:gd name="T7" fmla="*/ 66 h 66"/>
+                                  <a:gd name="T8" fmla="*/ 607 w 607"/>
+                                  <a:gd name="T9" fmla="*/ 27 h 66"/>
+                                  <a:gd name="T10" fmla="*/ 607 w 607"/>
+                                  <a:gd name="T11" fmla="*/ 0 h 66"/>
+                                </a:gdLst>
+                                <a:ahLst/>
+                                <a:cxnLst>
+                                  <a:cxn ang="0">
+                                    <a:pos x="T0" y="T1"/>
+                                  </a:cxn>
+                                  <a:cxn ang="0">
+                                    <a:pos x="T2" y="T3"/>
+                                  </a:cxn>
+                                  <a:cxn ang="0">
+                                    <a:pos x="T4" y="T5"/>
+                                  </a:cxn>
+                                  <a:cxn ang="0">
+                                    <a:pos x="T6" y="T7"/>
+                                  </a:cxn>
+                                  <a:cxn ang="0">
+                                    <a:pos x="T8" y="T9"/>
+                                  </a:cxn>
+                                  <a:cxn ang="0">
+                                    <a:pos x="T10" y="T11"/>
+                                  </a:cxn>
+                                </a:cxnLst>
+                                <a:rect l="0" t="0" r="r" b="b"/>
+                                <a:pathLst>
+                                  <a:path w="607" h="66">
+                                    <a:moveTo>
+                                      <a:pt x="607" y="0"/>
+                                    </a:moveTo>
+                                    <a:cubicBezTo>
+                                      <a:pt x="450" y="44"/>
+                                      <a:pt x="300" y="57"/>
+                                      <a:pt x="176" y="57"/>
+                                    </a:cubicBezTo>
+                                    <a:cubicBezTo>
+                                      <a:pt x="109" y="57"/>
+                                      <a:pt x="49" y="53"/>
+                                      <a:pt x="0" y="48"/>
+                                    </a:cubicBezTo>
+                                    <a:cubicBezTo>
+                                      <a:pt x="66" y="58"/>
+                                      <a:pt x="152" y="66"/>
+                                      <a:pt x="251" y="66"/>
+                                    </a:cubicBezTo>
+                                    <a:cubicBezTo>
+                                      <a:pt x="358" y="66"/>
+                                      <a:pt x="480" y="56"/>
+                                      <a:pt x="607" y="27"/>
+                                    </a:cubicBezTo>
+                                    <a:cubicBezTo>
+                                      <a:pt x="607" y="0"/>
+                                      <a:pt x="607" y="0"/>
+                                      <a:pt x="607" y="0"/>
+                                    </a:cubicBezTo>
+                                  </a:path>
+                                </a:pathLst>
+                              </a:custGeom>
+                              <a:solidFill>
+                                <a:schemeClr val="bg1">
+                                  <a:alpha val="30000"/>
+                                </a:schemeClr>
+                              </a:solidFill>
+                              <a:ln>
+                                <a:noFill/>
+                              </a:ln>
+                              <a:extLst>
+                                <a:ext uri="{91240B29-F687-4F45-9708-019B960494DF}">
+                                  <a14:hiddenLine xmlns:a14="http://schemas.microsoft.com/office/drawing/2010/main" w="9525">
+                                    <a:solidFill>
+                                      <a:srgbClr val="000000"/>
+                                    </a:solidFill>
+                                    <a:round/>
+                                    <a:headEnd/>
+                                    <a:tailEnd/>
+                                  </a14:hiddenLine>
+                                </a:ext>
+                              </a:extLst>
+                            </wps:spPr>
+                            <wps:bodyPr rot="0" vert="horz" wrap="square" lIns="91440" tIns="45720" rIns="91440" bIns="45720" anchor="b" anchorCtr="0" upright="1">
+                              <a:noAutofit/>
+                            </wps:bodyPr>
+                          </wps:wsp>
+                        </wpg:wgp>
+                      </a:graphicData>
+                    </a:graphic>
+                    <wp14:sizeRelH relativeFrom="margin">
+                      <wp14:pctWidth>115400</wp14:pctWidth>
+                    </wp14:sizeRelH>
+                    <wp14:sizeRelV relativeFrom="page">
+                      <wp14:pctHeight>67000</wp14:pctHeight>
+                    </wp14:sizeRelV>
+                  </wp:anchor>
+                </w:drawing>
+              </mc:Choice>
+              <mc:Fallback>
+                <w:pict>
+                  <v:group w14:anchorId="06909786" id="Group 28" o:spid="_x0000_s1026" style="position:absolute;margin-left:0;margin-top:0;width:540pt;height:556.55pt;z-index:-251657216;mso-width-percent:1154;mso-height-percent:670;mso-top-percent:45;mso-position-horizontal:center;mso-position-horizontal-relative:margin;mso-position-vertical-relative:page;mso-width-percent:1154;mso-height-percent:670;mso-top-percent:45;mso-width-relative:margin" coordsize="55613,54044" o:gfxdata="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">
+                    <o:lock v:ext="edit" aspectratio="t"/>
+                    <v:shape id="Freeform 10" o:spid="_x0000_s1027" style="position:absolute;width:55575;height:54044;visibility:visible;mso-wrap-style:square;v-text-anchor:bottom" coordsize="720,700" o:spt="100" o:gfxdata="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" adj="-11796480,,5400" path="m,c,644,,644,,644v23,6,62,14,113,21c250,685,476,700,720,644v,-27,,-27,,-27c720,,720,,720,,,,,,,e" fillcolor="#4d5f78 [2994]" stroked="f">
+                      <v:fill color2="#2a3442 [2018]" rotate="t" colors="0 #5d6d85;.5 #485972;1 #334258" focus="100%" type="gradient">
+                        <o:fill v:ext="view" type="gradientUnscaled"/>
+                      </v:fill>
+                      <v:stroke joinstyle="miter"/>
+                      <v:formulas/>
+                      <v:path arrowok="t" o:connecttype="custom" o:connectlocs="0,0;0,4972126;872222,5134261;5557520,4972126;5557520,4763667;5557520,0;0,0" o:connectangles="0,0,0,0,0,0,0" textboxrect="0,0,720,700"/>
+                      <v:textbox inset="1in,86.4pt,86.4pt,86.4pt">
+                        <w:txbxContent>
+                          <w:p>
+                            <w:pPr>
+                              <w:rPr>
+                                <w:color w:val="FFFFFF" w:themeColor="background1"/>
+                                <w:sz w:val="72"/>
+                                <w:szCs w:val="72"/>
+                              </w:rPr>
+                            </w:pPr>
+                            <w:sdt>
+                              <w:sdtPr>
+                                <w:rPr>
+                                  <w:color w:val="FFFFFF" w:themeColor="background1"/>
+                                  <w:sz w:val="72"/>
+                                  <w:szCs w:val="72"/>
+                                </w:rPr>
+                                <w:alias w:val="Title"/>
+                                <w:tag w:val=""/>
+                                <w:id w:val="-554696155"/>
+                                <w:dataBinding w:prefixMappings="xmlns:ns0='http://purl.org/dc/elements/1.1/' xmlns:ns1='http://schemas.openxmlformats.org/package/2006/metadata/core-properties' " w:xpath="/ns1:coreProperties[1]/ns0:title[1]" w:storeItemID="{6C3C8BC8-F283-45AE-878A-BAB7291924A1}"/>
+                                <w:text/>
+                              </w:sdtPr>
+                              <w:sdtContent>
+                                <w:r>
+                                  <w:rPr>
+                                    <w:color w:val="FFFFFF" w:themeColor="background1"/>
+                                    <w:sz w:val="72"/>
+                                    <w:szCs w:val="72"/>
+                                  </w:rPr>
+                                  <w:t>Gebruikersonderzoek</w:t>
+                                </w:r>
+                              </w:sdtContent>
+                            </w:sdt>
+                          </w:p>
+                        </w:txbxContent>
+                      </v:textbox>
+                    </v:shape>
+                    <v:shape id="Freeform 11" o:spid="_x0000_s1028" style="position:absolute;left:8763;top:47697;width:46850;height:5099;visibility:visible;mso-wrap-style:square;v-text-anchor:bottom" coordsize="607,66" o:gfxdata="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" path="m607,c450,44,300,57,176,57,109,57,49,53,,48,66,58,152,66,251,66,358,66,480,56,607,27,607,,607,,607,e" fillcolor="white [3212]" stroked="f">
+                      <v:fill opacity="19789f"/>
+                      <v:path arrowok="t" o:connecttype="custom" o:connectlocs="4685030,0;1358427,440373;0,370840;1937302,509905;4685030,208598;4685030,0" o:connectangles="0,0,0,0,0,0"/>
+                    </v:shape>
+                    <w10:wrap anchorx="margin" anchory="page"/>
+                  </v:group>
+                </w:pict>
+              </mc:Fallback>
+            </mc:AlternateContent>
+          </w:r>
+          <w:r>
+            <w:rPr>
+              <w:noProof/>
+            </w:rPr>
+            <mc:AlternateContent>
+              <mc:Choice Requires="wps">
+                <w:drawing>
+                  <wp:anchor distT="0" distB="0" distL="114300" distR="114300" simplePos="0" relativeHeight="251662336" behindDoc="0" locked="0" layoutInCell="1" allowOverlap="1" wp14:anchorId="6245B75E" wp14:editId="7D979E94">
+                    <wp:simplePos x="0" y="0"/>
+                    <wp:positionH relativeFrom="page">
+                      <wp:align>center</wp:align>
+                    </wp:positionH>
+                    <wp:positionV relativeFrom="margin">
+                      <wp:align>bottom</wp:align>
+                    </wp:positionV>
+                    <wp:extent cx="5753100" cy="146304"/>
+                    <wp:effectExtent l="0" t="0" r="0" b="6350"/>
+                    <wp:wrapSquare wrapText="bothSides"/>
+                    <wp:docPr id="128" name="Text Box 29"/>
+                    <wp:cNvGraphicFramePr/>
+                    <a:graphic xmlns:a="http://schemas.openxmlformats.org/drawingml/2006/main">
+                      <a:graphicData uri="http://schemas.microsoft.com/office/word/2010/wordprocessingShape">
+                        <wps:wsp>
+                          <wps:cNvSpPr txBox="1"/>
+                          <wps:spPr>
+                            <a:xfrm>
+                              <a:off x="0" y="0"/>
+                              <a:ext cx="5753100" cy="146304"/>
+                            </a:xfrm>
+                            <a:prstGeom prst="rect">
+                              <a:avLst/>
+                            </a:prstGeom>
+                            <a:noFill/>
+                            <a:ln w="6350">
+                              <a:noFill/>
+                            </a:ln>
+                            <a:effectLst/>
+                          </wps:spPr>
+                          <wps:style>
+                            <a:lnRef idx="0">
+                              <a:schemeClr val="accent1"/>
+                            </a:lnRef>
+                            <a:fillRef idx="0">
+                              <a:schemeClr val="accent1"/>
+                            </a:fillRef>
+                            <a:effectRef idx="0">
+                              <a:schemeClr val="accent1"/>
+                            </a:effectRef>
+                            <a:fontRef idx="minor">
+                              <a:schemeClr val="dk1"/>
+                            </a:fontRef>
+                          </wps:style>
+                          <wps:txbx>
+                            <w:txbxContent>
+                              <w:p>
+                                <w:pPr>
+                                  <w:pStyle w:val="NoSpacing"/>
+                                  <w:rPr>
+                                    <w:color w:val="7F7F7F" w:themeColor="text1" w:themeTint="80"/>
+                                    <w:sz w:val="18"/>
+                                    <w:szCs w:val="18"/>
+                                  </w:rPr>
+                                </w:pPr>
+                                <w:sdt>
+                                  <w:sdtPr>
+                                    <w:rPr>
+                                      <w:caps/>
+                                      <w:color w:val="7F7F7F" w:themeColor="text1" w:themeTint="80"/>
+                                      <w:sz w:val="18"/>
+                                      <w:szCs w:val="18"/>
+                                    </w:rPr>
+                                    <w:alias w:val="Company"/>
+                                    <w:tag w:val=""/>
+                                    <w:id w:val="-1880927279"/>
+                                    <w:dataBinding w:prefixMappings="xmlns:ns0='http://schemas.openxmlformats.org/officeDocument/2006/extended-properties' " w:xpath="/ns0:Properties[1]/ns0:Company[1]" w:storeItemID="{6668398D-A668-4E3E-A5EB-62B293D839F1}"/>
+                                    <w:text/>
+                                  </w:sdtPr>
+                                  <w:sdtContent>
+                                    <w:r>
+                                      <w:rPr>
+                                        <w:caps/>
+                                        <w:color w:val="7F7F7F" w:themeColor="text1" w:themeTint="80"/>
+                                        <w:sz w:val="18"/>
+                                        <w:szCs w:val="18"/>
+                                      </w:rPr>
+                                      <w:t>TI2</w:t>
+                                    </w:r>
+                                  </w:sdtContent>
+                                </w:sdt>
+                                <w:r>
+                                  <w:rPr>
+                                    <w:caps/>
+                                    <w:color w:val="7F7F7F" w:themeColor="text1" w:themeTint="80"/>
+                                    <w:sz w:val="18"/>
+                                    <w:szCs w:val="18"/>
+                                  </w:rPr>
+                                  <w:t> </w:t>
+                                </w:r>
+                                <w:r>
+                                  <w:rPr>
+                                    <w:color w:val="7F7F7F" w:themeColor="text1" w:themeTint="80"/>
+                                    <w:sz w:val="18"/>
+                                    <w:szCs w:val="18"/>
+                                  </w:rPr>
+                                  <w:t>| </w:t>
+                                </w:r>
+                                <w:sdt>
+                                  <w:sdtPr>
+                                    <w:rPr>
+                                      <w:color w:val="7F7F7F" w:themeColor="text1" w:themeTint="80"/>
+                                      <w:sz w:val="18"/>
+                                      <w:szCs w:val="18"/>
+                                    </w:rPr>
+                                    <w:alias w:val="Address"/>
+                                    <w:tag w:val=""/>
+                                    <w:id w:val="-1023088507"/>
+                                    <w:dataBinding w:prefixMappings="xmlns:ns0='http://schemas.microsoft.com/office/2006/coverPageProps' " w:xpath="/ns0:CoverPageProperties[1]/ns0:CompanyAddress[1]" w:storeItemID="{55AF091B-3C7A-41E3-B477-F2FDAA23CFDA}"/>
+                                    <w:text/>
+                                  </w:sdtPr>
+                                  <w:sdtContent>
+                                    <w:r>
+                                      <w:rPr>
+                                        <w:color w:val="7F7F7F" w:themeColor="text1" w:themeTint="80"/>
+                                        <w:sz w:val="18"/>
+                                        <w:szCs w:val="18"/>
+                                      </w:rPr>
+                                      <w:t>Hogeschool Rotterdam</w:t>
+                                    </w:r>
+                                  </w:sdtContent>
+                                </w:sdt>
+                              </w:p>
+                            </w:txbxContent>
+                          </wps:txbx>
+                          <wps:bodyPr rot="0" spcFirstLastPara="0" vertOverflow="overflow" horzOverflow="overflow" vert="horz" wrap="square" lIns="914400" tIns="0" rIns="1097280" bIns="0" numCol="1" spcCol="0" rtlCol="0" fromWordArt="0" anchor="b" anchorCtr="0" forceAA="0" compatLnSpc="1">
+                            <a:prstTxWarp prst="textNoShape">
+                              <a:avLst/>
+                            </a:prstTxWarp>
+                            <a:spAutoFit/>
+                          </wps:bodyPr>
+                        </wps:wsp>
+                      </a:graphicData>
+                    </a:graphic>
+                    <wp14:sizeRelH relativeFrom="margin">
+                      <wp14:pctWidth>115400</wp14:pctWidth>
+                    </wp14:sizeRelH>
+                    <wp14:sizeRelV relativeFrom="margin">
+                      <wp14:pctHeight>0</wp14:pctHeight>
+                    </wp14:sizeRelV>
+                  </wp:anchor>
+                </w:drawing>
+              </mc:Choice>
+              <mc:Fallback>
+                <w:pict>
+                  <v:shapetype w14:anchorId="6245B75E" id="_x0000_t202" coordsize="21600,21600" o:spt="202" path="m,l,21600r21600,l21600,xe">
+                    <v:stroke joinstyle="miter"/>
+                    <v:path gradientshapeok="t" o:connecttype="rect"/>
+                  </v:shapetype>
+                  <v:shape id="Text Box 29" o:spid="_x0000_s1029" type="#_x0000_t202" style="position:absolute;margin-left:0;margin-top:0;width:453pt;height:11.5pt;z-index:251662336;visibility:visible;mso-wrap-style:square;mso-width-percent:1154;mso-height-percent:0;mso-wrap-distance-left:9pt;mso-wrap-distance-top:0;mso-wrap-distance-right:9pt;mso-wrap-distance-bottom:0;mso-position-horizontal:center;mso-position-horizontal-relative:page;mso-position-vertical:bottom;mso-position-vertical-relative:margin;mso-width-percent:1154;mso-height-percent:0;mso-width-relative:margin;mso-height-relative:margin;v-text-anchor:bottom" o:gfxdata="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" filled="f" stroked="f" strokeweight=".5pt">
+                    <v:textbox style="mso-fit-shape-to-text:t" inset="1in,0,86.4pt,0">
+                      <w:txbxContent>
+                        <w:p>
+                          <w:pPr>
+                            <w:pStyle w:val="NoSpacing"/>
+                            <w:rPr>
+                              <w:color w:val="7F7F7F" w:themeColor="text1" w:themeTint="80"/>
+                              <w:sz w:val="18"/>
+                              <w:szCs w:val="18"/>
+                            </w:rPr>
+                          </w:pPr>
+                          <w:sdt>
+                            <w:sdtPr>
+                              <w:rPr>
+                                <w:caps/>
+                                <w:color w:val="7F7F7F" w:themeColor="text1" w:themeTint="80"/>
+                                <w:sz w:val="18"/>
+                                <w:szCs w:val="18"/>
+                              </w:rPr>
+                              <w:alias w:val="Company"/>
+                              <w:tag w:val=""/>
+                              <w:id w:val="-1880927279"/>
+                              <w:dataBinding w:prefixMappings="xmlns:ns0='http://schemas.openxmlformats.org/officeDocument/2006/extended-properties' " w:xpath="/ns0:Properties[1]/ns0:Company[1]" w:storeItemID="{6668398D-A668-4E3E-A5EB-62B293D839F1}"/>
+                              <w:text/>
+                            </w:sdtPr>
+                            <w:sdtContent>
+                              <w:r>
+                                <w:rPr>
+                                  <w:caps/>
+                                  <w:color w:val="7F7F7F" w:themeColor="text1" w:themeTint="80"/>
+                                  <w:sz w:val="18"/>
+                                  <w:szCs w:val="18"/>
+                                </w:rPr>
+                                <w:t>TI2</w:t>
+                              </w:r>
+                            </w:sdtContent>
+                          </w:sdt>
+                          <w:r>
+                            <w:rPr>
+                              <w:caps/>
+                              <w:color w:val="7F7F7F" w:themeColor="text1" w:themeTint="80"/>
+                              <w:sz w:val="18"/>
+                              <w:szCs w:val="18"/>
+                            </w:rPr>
+                            <w:t> </w:t>
+                          </w:r>
+                          <w:r>
+                            <w:rPr>
+                              <w:color w:val="7F7F7F" w:themeColor="text1" w:themeTint="80"/>
+                              <w:sz w:val="18"/>
+                              <w:szCs w:val="18"/>
+                            </w:rPr>
+                            <w:t>| </w:t>
+                          </w:r>
+                          <w:sdt>
+                            <w:sdtPr>
+                              <w:rPr>
+                                <w:color w:val="7F7F7F" w:themeColor="text1" w:themeTint="80"/>
+                                <w:sz w:val="18"/>
+                                <w:szCs w:val="18"/>
+                              </w:rPr>
+                              <w:alias w:val="Address"/>
+                              <w:tag w:val=""/>
+                              <w:id w:val="-1023088507"/>
+                              <w:dataBinding w:prefixMappings="xmlns:ns0='http://schemas.microsoft.com/office/2006/coverPageProps' " w:xpath="/ns0:CoverPageProperties[1]/ns0:CompanyAddress[1]" w:storeItemID="{55AF091B-3C7A-41E3-B477-F2FDAA23CFDA}"/>
+                              <w:text/>
+                            </w:sdtPr>
+                            <w:sdtContent>
+                              <w:r>
+                                <w:rPr>
+                                  <w:color w:val="7F7F7F" w:themeColor="text1" w:themeTint="80"/>
+                                  <w:sz w:val="18"/>
+                                  <w:szCs w:val="18"/>
+                                </w:rPr>
+                                <w:t>Hogeschool Rotterdam</w:t>
+                              </w:r>
+                            </w:sdtContent>
+                          </w:sdt>
+                        </w:p>
+                      </w:txbxContent>
+                    </v:textbox>
+                    <w10:wrap type="square" anchorx="page" anchory="margin"/>
+                  </v:shape>
+                </w:pict>
+              </mc:Fallback>
+            </mc:AlternateContent>
+          </w:r>
+          <w:r>
+            <w:rPr>
+              <w:noProof/>
+            </w:rPr>
+            <mc:AlternateContent>
+              <mc:Choice Requires="wps">
+                <w:drawing>
+                  <wp:anchor distT="0" distB="0" distL="114300" distR="114300" simplePos="0" relativeHeight="251661312" behindDoc="0" locked="0" layoutInCell="1" allowOverlap="1" wp14:anchorId="1FB461E9" wp14:editId="4CAF9AEA">
+                    <wp:simplePos x="0" y="0"/>
+                    <wp:positionH relativeFrom="page">
+                      <wp:align>center</wp:align>
+                    </wp:positionH>
+                    <mc:AlternateContent>
+                      <mc:Choice Requires="wp14">
+                        <wp:positionV relativeFrom="page">
+                          <wp14:pctPosVOffset>79000</wp14:pctPosVOffset>
+                        </wp:positionV>
+                      </mc:Choice>
+                      <mc:Fallback>
+                        <wp:positionV relativeFrom="page">
+                          <wp:posOffset>8446770</wp:posOffset>
+                        </wp:positionV>
+                      </mc:Fallback>
+                    </mc:AlternateContent>
+                    <wp:extent cx="5753100" cy="484632"/>
+                    <wp:effectExtent l="0" t="0" r="0" b="9525"/>
+                    <wp:wrapSquare wrapText="bothSides"/>
+                    <wp:docPr id="129" name="Text Box 30"/>
+                    <wp:cNvGraphicFramePr/>
+                    <a:graphic xmlns:a="http://schemas.openxmlformats.org/drawingml/2006/main">
+                      <a:graphicData uri="http://schemas.microsoft.com/office/word/2010/wordprocessingShape">
+                        <wps:wsp>
+                          <wps:cNvSpPr txBox="1"/>
+                          <wps:spPr>
+                            <a:xfrm>
+                              <a:off x="0" y="0"/>
+                              <a:ext cx="5753100" cy="484632"/>
+                            </a:xfrm>
+                            <a:prstGeom prst="rect">
+                              <a:avLst/>
+                            </a:prstGeom>
+                            <a:noFill/>
+                            <a:ln w="6350">
+                              <a:noFill/>
+                            </a:ln>
+                            <a:effectLst/>
+                          </wps:spPr>
+                          <wps:style>
+                            <a:lnRef idx="0">
+                              <a:schemeClr val="accent1"/>
+                            </a:lnRef>
+                            <a:fillRef idx="0">
+                              <a:schemeClr val="accent1"/>
+                            </a:fillRef>
+                            <a:effectRef idx="0">
+                              <a:schemeClr val="accent1"/>
+                            </a:effectRef>
+                            <a:fontRef idx="minor">
+                              <a:schemeClr val="dk1"/>
+                            </a:fontRef>
+                          </wps:style>
+                          <wps:txbx>
+                            <w:txbxContent>
+                              <w:sdt>
+                                <w:sdtPr>
+                                  <w:rPr>
+                                    <w:caps/>
+                                    <w:color w:val="4472C4" w:themeColor="accent1"/>
+                                    <w:sz w:val="28"/>
+                                    <w:szCs w:val="28"/>
+                                  </w:rPr>
+                                  <w:alias w:val="Subtitle"/>
+                                  <w:tag w:val=""/>
+                                  <w:id w:val="-1452929454"/>
+                                  <w:dataBinding w:prefixMappings="xmlns:ns0='http://purl.org/dc/elements/1.1/' xmlns:ns1='http://schemas.openxmlformats.org/package/2006/metadata/core-properties' " w:xpath="/ns1:coreProperties[1]/ns0:subject[1]" w:storeItemID="{6C3C8BC8-F283-45AE-878A-BAB7291924A1}"/>
+                                  <w:text/>
+                                </w:sdtPr>
+                                <w:sdtContent>
+                                  <w:p>
+                                    <w:pPr>
+                                      <w:pStyle w:val="NoSpacing"/>
+                                      <w:spacing w:before="40" w:after="40"/>
+                                      <w:rPr>
+                                        <w:caps/>
+                                        <w:color w:val="4472C4" w:themeColor="accent1"/>
+                                        <w:sz w:val="28"/>
+                                        <w:szCs w:val="28"/>
+                                      </w:rPr>
+                                    </w:pPr>
+                                    <w:r>
+                                      <w:rPr>
+                                        <w:caps/>
+                                        <w:color w:val="4472C4" w:themeColor="accent1"/>
+                                        <w:sz w:val="28"/>
+                                        <w:szCs w:val="28"/>
+                                      </w:rPr>
+                                      <w:t>Project 5/6</w:t>
+                                    </w:r>
+                                  </w:p>
+                                </w:sdtContent>
+                              </w:sdt>
+                              <w:p>
+                                <w:pPr>
+                                  <w:pStyle w:val="NoSpacing"/>
+                                  <w:spacing w:before="40" w:after="40"/>
+                                  <w:rPr>
+                                    <w:caps/>
+                                    <w:color w:val="5B9BD5" w:themeColor="accent5"/>
+                                    <w:lang w:val="de-DE"/>
+                                  </w:rPr>
+                                </w:pPr>
+                                <w:sdt>
+                                  <w:sdtPr>
+                                    <w:rPr>
+                                      <w:caps/>
+                                      <w:color w:val="5B9BD5" w:themeColor="accent5"/>
+                                      <w:lang w:val="de-DE"/>
+                                    </w:rPr>
+                                    <w:alias w:val="Author"/>
+                                    <w:tag w:val=""/>
+                                    <w:id w:val="-954487662"/>
+                                    <w:dataBinding w:prefixMappings="xmlns:ns0='http://purl.org/dc/elements/1.1/' xmlns:ns1='http://schemas.openxmlformats.org/package/2006/metadata/core-properties' " w:xpath="/ns1:coreProperties[1]/ns0:creator[1]" w:storeItemID="{6C3C8BC8-F283-45AE-878A-BAB7291924A1}"/>
+                                    <w:text/>
+                                  </w:sdtPr>
+                                  <w:sdtContent>
+                                    <w:r>
+                                      <w:rPr>
+                                        <w:caps/>
+                                        <w:color w:val="5B9BD5" w:themeColor="accent5"/>
+                                        <w:lang w:val="de-DE"/>
+                                      </w:rPr>
+                                      <w:t>Matthijs ’t Hart, Dax Visser, K</w:t>
+                                    </w:r>
+                                    <w:r>
+                                      <w:rPr>
+                                        <w:caps/>
+                                        <w:color w:val="5B9BD5" w:themeColor="accent5"/>
+                                        <w:lang w:val="de-DE"/>
+                                      </w:rPr>
+                                      <w:t>yrill kriek</w:t>
+                                    </w:r>
+                                  </w:sdtContent>
+                                </w:sdt>
+                              </w:p>
+                            </w:txbxContent>
+                          </wps:txbx>
+                          <wps:bodyPr rot="0" spcFirstLastPara="0" vertOverflow="overflow" horzOverflow="overflow" vert="horz" wrap="square" lIns="914400" tIns="0" rIns="1097280" bIns="0" numCol="1" spcCol="0" rtlCol="0" fromWordArt="0" anchor="t" anchorCtr="0" forceAA="0" compatLnSpc="1">
+                            <a:prstTxWarp prst="textNoShape">
+                              <a:avLst/>
+                            </a:prstTxWarp>
+                            <a:spAutoFit/>
+                          </wps:bodyPr>
+                        </wps:wsp>
+                      </a:graphicData>
+                    </a:graphic>
+                    <wp14:sizeRelH relativeFrom="margin">
+                      <wp14:pctWidth>115400</wp14:pctWidth>
+                    </wp14:sizeRelH>
+                    <wp14:sizeRelV relativeFrom="margin">
+                      <wp14:pctHeight>0</wp14:pctHeight>
+                    </wp14:sizeRelV>
+                  </wp:anchor>
+                </w:drawing>
+              </mc:Choice>
+              <mc:Fallback>
+                <w:pict>
+                  <v:shape w14:anchorId="1FB461E9" id="Text Box 30" o:spid="_x0000_s1030" type="#_x0000_t202" style="position:absolute;margin-left:0;margin-top:0;width:453pt;height:38.15pt;z-index:251661312;visibility:visible;mso-wrap-style:square;mso-width-percent:1154;mso-height-percent:0;mso-top-percent:790;mso-wrap-distance-left:9pt;mso-wrap-distance-top:0;mso-wrap-distance-right:9pt;mso-wrap-distance-bottom:0;mso-position-horizontal:center;mso-position-horizontal-relative:page;mso-position-vertical-relative:page;mso-width-percent:1154;mso-height-percent:0;mso-top-percent:790;mso-width-relative:margin;mso-height-relative:margin;v-text-anchor:top" o:gfxdata="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" filled="f" stroked="f" strokeweight=".5pt">
+                    <v:textbox style="mso-fit-shape-to-text:t" inset="1in,0,86.4pt,0">
+                      <w:txbxContent>
+                        <w:sdt>
+                          <w:sdtPr>
+                            <w:rPr>
+                              <w:caps/>
+                              <w:color w:val="4472C4" w:themeColor="accent1"/>
+                              <w:sz w:val="28"/>
+                              <w:szCs w:val="28"/>
+                            </w:rPr>
+                            <w:alias w:val="Subtitle"/>
+                            <w:tag w:val=""/>
+                            <w:id w:val="-1452929454"/>
+                            <w:dataBinding w:prefixMappings="xmlns:ns0='http://purl.org/dc/elements/1.1/' xmlns:ns1='http://schemas.openxmlformats.org/package/2006/metadata/core-properties' " w:xpath="/ns1:coreProperties[1]/ns0:subject[1]" w:storeItemID="{6C3C8BC8-F283-45AE-878A-BAB7291924A1}"/>
+                            <w:text/>
+                          </w:sdtPr>
+                          <w:sdtContent>
+                            <w:p>
+                              <w:pPr>
+                                <w:pStyle w:val="NoSpacing"/>
+                                <w:spacing w:before="40" w:after="40"/>
+                                <w:rPr>
+                                  <w:caps/>
+                                  <w:color w:val="4472C4" w:themeColor="accent1"/>
+                                  <w:sz w:val="28"/>
+                                  <w:szCs w:val="28"/>
+                                </w:rPr>
+                              </w:pPr>
+                              <w:r>
+                                <w:rPr>
+                                  <w:caps/>
+                                  <w:color w:val="4472C4" w:themeColor="accent1"/>
+                                  <w:sz w:val="28"/>
+                                  <w:szCs w:val="28"/>
+                                </w:rPr>
+                                <w:t>Project 5/6</w:t>
+                              </w:r>
+                            </w:p>
+                          </w:sdtContent>
+                        </w:sdt>
+                        <w:p>
+                          <w:pPr>
+                            <w:pStyle w:val="NoSpacing"/>
+                            <w:spacing w:before="40" w:after="40"/>
+                            <w:rPr>
+                              <w:caps/>
+                              <w:color w:val="5B9BD5" w:themeColor="accent5"/>
+                              <w:lang w:val="de-DE"/>
+                            </w:rPr>
+                          </w:pPr>
+                          <w:sdt>
+                            <w:sdtPr>
+                              <w:rPr>
+                                <w:caps/>
+                                <w:color w:val="5B9BD5" w:themeColor="accent5"/>
+                                <w:lang w:val="de-DE"/>
+                              </w:rPr>
+                              <w:alias w:val="Author"/>
+                              <w:tag w:val=""/>
+                              <w:id w:val="-954487662"/>
+                              <w:dataBinding w:prefixMappings="xmlns:ns0='http://purl.org/dc/elements/1.1/' xmlns:ns1='http://schemas.openxmlformats.org/package/2006/metadata/core-properties' " w:xpath="/ns1:coreProperties[1]/ns0:creator[1]" w:storeItemID="{6C3C8BC8-F283-45AE-878A-BAB7291924A1}"/>
+                              <w:text/>
+                            </w:sdtPr>
+                            <w:sdtContent>
+                              <w:r>
+                                <w:rPr>
+                                  <w:caps/>
+                                  <w:color w:val="5B9BD5" w:themeColor="accent5"/>
+                                  <w:lang w:val="de-DE"/>
+                                </w:rPr>
+                                <w:t>Matthijs ’t Hart, Dax Visser, K</w:t>
+                              </w:r>
+                              <w:r>
+                                <w:rPr>
+                                  <w:caps/>
+                                  <w:color w:val="5B9BD5" w:themeColor="accent5"/>
+                                  <w:lang w:val="de-DE"/>
+                                </w:rPr>
+                                <w:t>yrill kriek</w:t>
+                              </w:r>
+                            </w:sdtContent>
+                          </w:sdt>
+                        </w:p>
+                      </w:txbxContent>
+                    </v:textbox>
+                    <w10:wrap type="square" anchorx="page" anchory="page"/>
+                  </v:shape>
+                </w:pict>
+              </mc:Fallback>
+            </mc:AlternateContent>
+          </w:r>
+          <w:r>
+            <w:rPr>
+              <w:noProof/>
+            </w:rPr>
+            <mc:AlternateContent>
+              <mc:Choice Requires="wps">
+                <w:drawing>
+                  <wp:anchor distT="0" distB="0" distL="114300" distR="114300" simplePos="0" relativeHeight="251660288" behindDoc="0" locked="0" layoutInCell="1" allowOverlap="1" wp14:anchorId="7C0F05EE" wp14:editId="67637B36">
+                    <wp:simplePos x="0" y="0"/>
+                    <wp:positionH relativeFrom="margin">
+                      <wp:align>right</wp:align>
+                    </wp:positionH>
+                    <mc:AlternateContent>
+                      <mc:Choice Requires="wp14">
+                        <wp:positionV relativeFrom="page">
+                          <wp14:pctPosVOffset>2300</wp14:pctPosVOffset>
+                        </wp:positionV>
+                      </mc:Choice>
+                      <mc:Fallback>
+                        <wp:positionV relativeFrom="page">
+                          <wp:posOffset>245745</wp:posOffset>
+                        </wp:positionV>
+                      </mc:Fallback>
+                    </mc:AlternateContent>
+                    <wp:extent cx="594360" cy="987552"/>
+                    <wp:effectExtent l="0" t="0" r="0" b="5080"/>
+                    <wp:wrapNone/>
+                    <wp:docPr id="130" name="Rectangle 31"/>
+                    <wp:cNvGraphicFramePr>
+                      <a:graphicFrameLocks xmlns:a="http://schemas.openxmlformats.org/drawingml/2006/main" noChangeAspect="1"/>
+                    </wp:cNvGraphicFramePr>
+                    <a:graphic xmlns:a="http://schemas.openxmlformats.org/drawingml/2006/main">
+                      <a:graphicData uri="http://schemas.microsoft.com/office/word/2010/wordprocessingShape">
+                        <wps:wsp>
+                          <wps:cNvSpPr>
+                            <a:spLocks noChangeAspect="1"/>
+                          </wps:cNvSpPr>
+                          <wps:spPr>
+                            <a:xfrm>
+                              <a:off x="0" y="0"/>
+                              <a:ext cx="594360" cy="987552"/>
+                            </a:xfrm>
+                            <a:prstGeom prst="rect">
+                              <a:avLst/>
+                            </a:prstGeom>
+                            <a:ln>
+                              <a:noFill/>
+                            </a:ln>
+                          </wps:spPr>
+                          <wps:style>
+                            <a:lnRef idx="2">
+                              <a:schemeClr val="accent1">
+                                <a:shade val="50000"/>
+                              </a:schemeClr>
+                            </a:lnRef>
+                            <a:fillRef idx="1">
+                              <a:schemeClr val="accent1"/>
+                            </a:fillRef>
+                            <a:effectRef idx="0">
+                              <a:schemeClr val="accent1"/>
+                            </a:effectRef>
+                            <a:fontRef idx="minor">
+                              <a:schemeClr val="lt1"/>
+                            </a:fontRef>
+                          </wps:style>
+                          <wps:txbx>
+                            <w:txbxContent>
+                              <w:sdt>
+                                <w:sdtPr>
+                                  <w:rPr>
+                                    <w:color w:val="FFFFFF" w:themeColor="background1"/>
+                                  </w:rPr>
+                                  <w:alias w:val="Year"/>
+                                  <w:tag w:val=""/>
+                                  <w:id w:val="1595126926"/>
+                                  <w:dataBinding w:prefixMappings="xmlns:ns0='http://schemas.microsoft.com/office/2006/coverPageProps' " w:xpath="/ns0:CoverPageProperties[1]/ns0:PublishDate[1]" w:storeItemID="{55AF091B-3C7A-41E3-B477-F2FDAA23CFDA}"/>
+                                  <w:date w:fullDate="2026-01-01T00:00:00Z">
+                                    <w:dateFormat w:val="yyyy"/>
+                                    <w:lid w:val="en-US"/>
+                                    <w:storeMappedDataAs w:val="dateTime"/>
+                                    <w:calendar w:val="gregorian"/>
+                                  </w:date>
+                                </w:sdtPr>
+                                <w:sdtContent>
+                                  <w:p>
+                                    <w:pPr>
+                                      <w:pStyle w:val="NoSpacing"/>
+                                      <w:jc w:val="right"/>
+                                      <w:rPr>
+                                        <w:color w:val="FFFFFF" w:themeColor="background1"/>
+                                      </w:rPr>
+                                    </w:pPr>
+                                    <w:r>
+                                      <w:rPr>
+                                        <w:color w:val="FFFFFF" w:themeColor="background1"/>
+                                      </w:rPr>
+                                      <w:t>2026</w:t>
+                                    </w:r>
+                                  </w:p>
+                                </w:sdtContent>
+                              </w:sdt>
+                            </w:txbxContent>
+                          </wps:txbx>
+                          <wps:bodyPr rot="0" spcFirstLastPara="0" vertOverflow="overflow" horzOverflow="overflow" vert="horz" wrap="square" lIns="45720" tIns="45720" rIns="45720" bIns="45720" numCol="1" spcCol="0" rtlCol="0" fromWordArt="0" anchor="b" anchorCtr="0" forceAA="0" compatLnSpc="1">
+                            <a:prstTxWarp prst="textNoShape">
+                              <a:avLst/>
+                            </a:prstTxWarp>
+                            <a:noAutofit/>
+                          </wps:bodyPr>
+                        </wps:wsp>
+                      </a:graphicData>
+                    </a:graphic>
+                    <wp14:sizeRelH relativeFrom="page">
+                      <wp14:pctWidth>7600</wp14:pctWidth>
+                    </wp14:sizeRelH>
+                    <wp14:sizeRelV relativeFrom="page">
+                      <wp14:pctHeight>9800</wp14:pctHeight>
+                    </wp14:sizeRelV>
+                  </wp:anchor>
+                </w:drawing>
+              </mc:Choice>
+              <mc:Fallback>
+                <w:pict>
+                  <v:rect w14:anchorId="7C0F05EE" id="Rectangle 31" o:spid="_x0000_s1031" style="position:absolute;margin-left:-4.4pt;margin-top:0;width:46.8pt;height:77.75pt;z-index:251660288;visibility:visible;mso-wrap-style:square;mso-width-percent:76;mso-height-percent:98;mso-top-percent:23;mso-wrap-distance-left:9pt;mso-wrap-distance-top:0;mso-wrap-distance-right:9pt;mso-wrap-distance-bottom:0;mso-position-horizontal:right;mso-position-horizontal-relative:margin;mso-position-vertical-relative:page;mso-width-percent:76;mso-height-percent:98;mso-top-percent:23;mso-width-relative:page;mso-height-relative:page;v-text-anchor:bottom" o:gfxdata="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" fillcolor="#4472c4 [3204]" stroked="f" strokeweight="1pt">
+                    <o:lock v:ext="edit" aspectratio="t"/>
+                    <v:textbox inset="3.6pt,,3.6pt">
+                      <w:txbxContent>
+                        <w:sdt>
+                          <w:sdtPr>
+                            <w:rPr>
+                              <w:color w:val="FFFFFF" w:themeColor="background1"/>
+                            </w:rPr>
+                            <w:alias w:val="Year"/>
+                            <w:tag w:val=""/>
+                            <w:id w:val="1595126926"/>
+                            <w:dataBinding w:prefixMappings="xmlns:ns0='http://schemas.microsoft.com/office/2006/coverPageProps' " w:xpath="/ns0:CoverPageProperties[1]/ns0:PublishDate[1]" w:storeItemID="{55AF091B-3C7A-41E3-B477-F2FDAA23CFDA}"/>
+                            <w:date w:fullDate="2026-01-01T00:00:00Z">
+                              <w:dateFormat w:val="yyyy"/>
+                              <w:lid w:val="en-US"/>
+                              <w:storeMappedDataAs w:val="dateTime"/>
+                              <w:calendar w:val="gregorian"/>
+                            </w:date>
+                          </w:sdtPr>
+                          <w:sdtContent>
+                            <w:p>
+                              <w:pPr>
+                                <w:pStyle w:val="NoSpacing"/>
+                                <w:jc w:val="right"/>
+                                <w:rPr>
+                                  <w:color w:val="FFFFFF" w:themeColor="background1"/>
+                                </w:rPr>
+                              </w:pPr>
+                              <w:r>
+                                <w:rPr>
+                                  <w:color w:val="FFFFFF" w:themeColor="background1"/>
+                                </w:rPr>
+                                <w:t>2026</w:t>
+                              </w:r>
+                            </w:p>
+                          </w:sdtContent>
+                        </w:sdt>
+                      </w:txbxContent>
+                    </v:textbox>
+                    <w10:wrap anchorx="margin" anchory="page"/>
+                  </v:rect>
+                </w:pict>
+              </mc:Fallback>
+            </mc:AlternateContent>
+          </w:r>
+          <w:r>
+            <w:br w:type="page"/>
+          </w:r>
+        </w:p>
+      </w:sdtContent>
+    </w:sdt>
     <w:p>
       <w:pPr>
         <w:pStyle w:val="Heading1"/>
+        <w:rPr>
+          <w:spacing w:val="-10"/>
+          <w:kern w:val="28"/>
+          <w:sz w:val="56"/>
+          <w:szCs w:val="56"/>
+        </w:rPr>
       </w:pPr>
       <w:r>
+        <w:lastRenderedPageBreak/>
         <w:t>Inleiding</w:t>
       </w:r>
     </w:p>
@@ -48,25 +1090,23 @@
         <w:t xml:space="preserve">Dit onderzoek focust zich uitsluitend op de User Interface, en niks anders. </w:t>
       </w:r>
     </w:p>
+    <w:p/>
+    <w:p>
+      <w:r>
+        <w:t xml:space="preserve">Hieruit lijd de onderzoeksvraag: </w:t>
+      </w:r>
+    </w:p>
     <w:p>
       <w:pPr>
         <w:pStyle w:val="Heading1"/>
       </w:pPr>
       <w:r>
-        <w:t>Wat moet de interface laten zien om alles aan de gebruiker te vertellen?</w:t>
+        <w:t>Wat moet de gebruiker kunnen zien op de interface?</w:t>
       </w:r>
     </w:p>
     <w:p>
       <w:r>
-        <w:t xml:space="preserve">Ons systeem zal constant gebruikt worden om de </w:t>
-      </w:r>
-      <w:proofErr w:type="spellStart"/>
-      <w:r>
-        <w:t>Floating</w:t>
-      </w:r>
-      <w:proofErr w:type="spellEnd"/>
-      <w:r>
-        <w:t xml:space="preserve"> Farm te stabiliseren, maar het monitoren alleen waar nodig. De gebruiker </w:t>
+        <w:t xml:space="preserve">Ons systeem zal constant gebruikt worden om de Floating Farm te stabiliseren, maar het monitoren alleen waar nodig. De gebruiker </w:t>
       </w:r>
       <w:r>
         <w:t>moet dus</w:t>
@@ -75,29 +1115,13 @@
         <w:t xml:space="preserve"> kunnen zien welke positie de boerderij op dat huidig moment heeft. </w:t>
       </w:r>
       <w:r>
-        <w:t xml:space="preserve">Dit moet op ongewone en inconsistente </w:t>
-      </w:r>
-      <w:proofErr w:type="spellStart"/>
-      <w:r>
-        <w:t>intervals</w:t>
-      </w:r>
-      <w:proofErr w:type="spellEnd"/>
-      <w:r>
-        <w:t xml:space="preserve"> kunnen. </w:t>
+        <w:t xml:space="preserve">Dit moet op ongewone en inconsistente intervals kunnen. </w:t>
       </w:r>
     </w:p>
     <w:p/>
     <w:p>
       <w:r>
-        <w:t xml:space="preserve">Buiten de positie moet de gebruiker ook kunnen zien welke van motoren actief zijn, om te kunnen zien of de </w:t>
-      </w:r>
-      <w:proofErr w:type="spellStart"/>
-      <w:r>
-        <w:t>floating</w:t>
-      </w:r>
-      <w:proofErr w:type="spellEnd"/>
-      <w:r>
-        <w:t xml:space="preserve"> farm zich aan het stabiliseren is</w:t>
+        <w:t>Buiten de positie moet de gebruiker ook kunnen zien welke van motoren actief zijn, om te kunnen zien of de floating farm zich aan het stabiliseren is</w:t>
       </w:r>
       <w:r>
         <w:t xml:space="preserve">. </w:t>
@@ -106,7 +1130,13 @@
     <w:p/>
     <w:p>
       <w:r>
-        <w:t xml:space="preserve">Aan ons was ook gevraagd of wij het zover konden krijgen om het waterniveau te kunnen zien, maar jammer genoeg is dat niet mogelijk op onze schaal. Dus wij hebben in overleg met de opdrachtgever dit weggelaten. </w:t>
+        <w:t>Aan ons was ook gevraagd of wij het zover konden krijgen om het waterniveau</w:t>
+      </w:r>
+      <w:r>
+        <w:t xml:space="preserve"> in elke tank</w:t>
+      </w:r>
+      <w:r>
+        <w:t xml:space="preserve"> te kunnen zien, maar jammer genoeg is dat niet mogelijk op onze schaal. Dus wij hebben in overleg met de opdrachtgever dit weggelaten. </w:t>
       </w:r>
     </w:p>
     <w:p>
@@ -412,7 +1442,9 @@
     <w:sectPr>
       <w:pgSz w:w="11906" w:h="16838"/>
       <w:pgMar w:top="1440" w:right="1440" w:bottom="1440" w:left="1440" w:header="708" w:footer="708" w:gutter="0"/>
+      <w:pgNumType w:start="0"/>
       <w:cols w:space="708"/>
+      <w:titlePg/>
       <w:docGrid w:linePitch="360"/>
     </w:sectPr>
   </w:body>
@@ -1173,6 +2205,7 @@
   </w:style>
   <w:style w:type="paragraph" w:styleId="NoSpacing">
     <w:name w:val="No Spacing"/>
+    <w:link w:val="NoSpacingChar"/>
     <w:uiPriority w:val="1"/>
     <w:qFormat/>
     <w:rsid w:val="0037712B"/>
@@ -1302,6 +2335,13 @@
       <w:sz w:val="56"/>
       <w:szCs w:val="56"/>
     </w:rPr>
+  </w:style>
+  <w:style w:type="character" w:customStyle="1" w:styleId="NoSpacingChar">
+    <w:name w:val="No Spacing Char"/>
+    <w:basedOn w:val="DefaultParagraphFont"/>
+    <w:link w:val="NoSpacing"/>
+    <w:uiPriority w:val="1"/>
+    <w:rsid w:val="00A82037"/>
   </w:style>
 </w:styles>
 </file>
@@ -1602,15 +2642,102 @@
 </file>
 
 <file path=customXml/item1.xml><?xml version="1.0" encoding="utf-8"?>
-<?mso-contentType ?>
-<FormTemplates xmlns="http://schemas.microsoft.com/sharepoint/v3/contenttype/forms">
-  <Display>DocumentLibraryForm</Display>
-  <Edit>DocumentLibraryForm</Edit>
-  <New>DocumentLibraryForm</New>
-</FormTemplates>
+<CoverPageProperties xmlns="http://schemas.microsoft.com/office/2006/coverPageProps">
+  <PublishDate>2026</PublishDate>
+  <Abstract/>
+  <CompanyAddress>Hogeschool Rotterdam</CompanyAddress>
+  <CompanyPhone/>
+  <CompanyFax/>
+  <CompanyEmail/>
+</CoverPageProperties>
 </file>
 
 <file path=customXml/item2.xml><?xml version="1.0" encoding="utf-8"?>
+<p:properties xmlns:p="http://schemas.microsoft.com/office/2006/metadata/properties" xmlns:xsi="http://www.w3.org/2001/XMLSchema-instance" xmlns:pc="http://schemas.microsoft.com/office/infopath/2007/PartnerControls">
+  <documentManagement>
+    <lcf76f155ced4ddcb4097134ff3c332f xmlns="a3906c3e-b90e-4845-8e6f-58b92a9a2bef">
+      <Terms xmlns="http://schemas.microsoft.com/office/infopath/2007/PartnerControls"/>
+    </lcf76f155ced4ddcb4097134ff3c332f>
+    <Invited_Members xmlns="a3906c3e-b90e-4845-8e6f-58b92a9a2bef" xsi:nil="true"/>
+    <AppVersion xmlns="a3906c3e-b90e-4845-8e6f-58b92a9a2bef" xsi:nil="true"/>
+    <Invited_Teachers xmlns="a3906c3e-b90e-4845-8e6f-58b92a9a2bef" xsi:nil="true"/>
+    <Invited_Students xmlns="a3906c3e-b90e-4845-8e6f-58b92a9a2bef" xsi:nil="true"/>
+    <Math_Settings xmlns="a3906c3e-b90e-4845-8e6f-58b92a9a2bef" xsi:nil="true"/>
+    <Has_Teacher_Only_SectionGroup xmlns="a3906c3e-b90e-4845-8e6f-58b92a9a2bef" xsi:nil="true"/>
+    <Members xmlns="a3906c3e-b90e-4845-8e6f-58b92a9a2bef">
+      <UserInfo>
+        <DisplayName/>
+        <AccountId xsi:nil="true"/>
+        <AccountType/>
+      </UserInfo>
+    </Members>
+    <Member_Groups xmlns="a3906c3e-b90e-4845-8e6f-58b92a9a2bef">
+      <UserInfo>
+        <DisplayName/>
+        <AccountId xsi:nil="true"/>
+        <AccountType/>
+      </UserInfo>
+    </Member_Groups>
+    <Teams_Channel_Section_Location xmlns="a3906c3e-b90e-4845-8e6f-58b92a9a2bef" xsi:nil="true"/>
+    <TaxCatchAll xmlns="f52fef0e-7040-4ab1-a4cf-1b03feb55e5f" xsi:nil="true"/>
+    <LMS_Mappings xmlns="a3906c3e-b90e-4845-8e6f-58b92a9a2bef" xsi:nil="true"/>
+    <Teachers xmlns="a3906c3e-b90e-4845-8e6f-58b92a9a2bef">
+      <UserInfo>
+        <DisplayName/>
+        <AccountId xsi:nil="true"/>
+        <AccountType/>
+      </UserInfo>
+    </Teachers>
+    <Templates xmlns="a3906c3e-b90e-4845-8e6f-58b92a9a2bef" xsi:nil="true"/>
+    <Has_Leaders_Only_SectionGroup xmlns="a3906c3e-b90e-4845-8e6f-58b92a9a2bef" xsi:nil="true"/>
+    <Invited_Leaders xmlns="a3906c3e-b90e-4845-8e6f-58b92a9a2bef" xsi:nil="true"/>
+    <Linknaarmeeinfo xmlns="a3906c3e-b90e-4845-8e6f-58b92a9a2bef">
+      <Url xsi:nil="true"/>
+      <Description xsi:nil="true"/>
+    </Linknaarmeeinfo>
+    <CultureName xmlns="a3906c3e-b90e-4845-8e6f-58b92a9a2bef" xsi:nil="true"/>
+    <Owner xmlns="a3906c3e-b90e-4845-8e6f-58b92a9a2bef">
+      <UserInfo>
+        <DisplayName/>
+        <AccountId xsi:nil="true"/>
+        <AccountType/>
+      </UserInfo>
+    </Owner>
+    <Leaders xmlns="a3906c3e-b90e-4845-8e6f-58b92a9a2bef">
+      <UserInfo>
+        <DisplayName/>
+        <AccountId xsi:nil="true"/>
+        <AccountType/>
+      </UserInfo>
+    </Leaders>
+    <TeamsChannelId xmlns="a3906c3e-b90e-4845-8e6f-58b92a9a2bef" xsi:nil="true"/>
+    <NotebookType xmlns="a3906c3e-b90e-4845-8e6f-58b92a9a2bef" xsi:nil="true"/>
+    <FolderType xmlns="a3906c3e-b90e-4845-8e6f-58b92a9a2bef" xsi:nil="true"/>
+    <Students xmlns="a3906c3e-b90e-4845-8e6f-58b92a9a2bef">
+      <UserInfo>
+        <DisplayName/>
+        <AccountId xsi:nil="true"/>
+        <AccountType/>
+      </UserInfo>
+    </Students>
+    <Student_Groups xmlns="a3906c3e-b90e-4845-8e6f-58b92a9a2bef">
+      <UserInfo>
+        <DisplayName/>
+        <AccountId xsi:nil="true"/>
+        <AccountType/>
+      </UserInfo>
+    </Student_Groups>
+    <Distribution_Groups xmlns="a3906c3e-b90e-4845-8e6f-58b92a9a2bef" xsi:nil="true"/>
+    <DefaultSectionNames xmlns="a3906c3e-b90e-4845-8e6f-58b92a9a2bef" xsi:nil="true"/>
+    <Is_Collaboration_Space_Locked xmlns="a3906c3e-b90e-4845-8e6f-58b92a9a2bef" xsi:nil="true"/>
+    <IsNotebookLocked xmlns="a3906c3e-b90e-4845-8e6f-58b92a9a2bef" xsi:nil="true"/>
+    <Opmerkingen xmlns="a3906c3e-b90e-4845-8e6f-58b92a9a2bef" xsi:nil="true"/>
+    <Self_Registration_Enabled xmlns="a3906c3e-b90e-4845-8e6f-58b92a9a2bef" xsi:nil="true"/>
+  </documentManagement>
+</p:properties>
+</file>
+
+<file path=customXml/item3.xml><?xml version="1.0" encoding="utf-8"?>
 <ct:contentTypeSchema xmlns:ct="http://schemas.microsoft.com/office/2006/metadata/contentType" xmlns:ma="http://schemas.microsoft.com/office/2006/metadata/properties/metaAttributes" ct:_="" ma:_="" ma:contentTypeName="Document" ma:contentTypeID="0x010100D7835868B5E45C498892FCA439B0D92D" ma:contentTypeVersion="47" ma:contentTypeDescription="Create a new document." ma:contentTypeScope="" ma:versionID="a10f612c76ec3b41cc1aa9b950e2cdf0">
   <xsd:schema xmlns:xsd="http://www.w3.org/2001/XMLSchema" xmlns:xs="http://www.w3.org/2001/XMLSchema" xmlns:p="http://schemas.microsoft.com/office/2006/metadata/properties" xmlns:ns2="a3906c3e-b90e-4845-8e6f-58b92a9a2bef" xmlns:ns3="f52fef0e-7040-4ab1-a4cf-1b03feb55e5f" targetNamespace="http://schemas.microsoft.com/office/2006/metadata/properties" ma:root="true" ma:fieldsID="e2fe8d5beacba25d7dffb5a9e3e246fe" ns2:_="" ns3:_="">
     <xsd:import namespace="a3906c3e-b90e-4845-8e6f-58b92a9a2bef"/>
@@ -2162,100 +3289,35 @@
 </ct:contentTypeSchema>
 </file>
 
-<file path=customXml/item3.xml><?xml version="1.0" encoding="utf-8"?>
-<p:properties xmlns:p="http://schemas.microsoft.com/office/2006/metadata/properties" xmlns:xsi="http://www.w3.org/2001/XMLSchema-instance" xmlns:pc="http://schemas.microsoft.com/office/infopath/2007/PartnerControls">
-  <documentManagement>
-    <lcf76f155ced4ddcb4097134ff3c332f xmlns="a3906c3e-b90e-4845-8e6f-58b92a9a2bef">
-      <Terms xmlns="http://schemas.microsoft.com/office/infopath/2007/PartnerControls"/>
-    </lcf76f155ced4ddcb4097134ff3c332f>
-    <Invited_Members xmlns="a3906c3e-b90e-4845-8e6f-58b92a9a2bef" xsi:nil="true"/>
-    <AppVersion xmlns="a3906c3e-b90e-4845-8e6f-58b92a9a2bef" xsi:nil="true"/>
-    <Invited_Teachers xmlns="a3906c3e-b90e-4845-8e6f-58b92a9a2bef" xsi:nil="true"/>
-    <Invited_Students xmlns="a3906c3e-b90e-4845-8e6f-58b92a9a2bef" xsi:nil="true"/>
-    <Math_Settings xmlns="a3906c3e-b90e-4845-8e6f-58b92a9a2bef" xsi:nil="true"/>
-    <Has_Teacher_Only_SectionGroup xmlns="a3906c3e-b90e-4845-8e6f-58b92a9a2bef" xsi:nil="true"/>
-    <Members xmlns="a3906c3e-b90e-4845-8e6f-58b92a9a2bef">
-      <UserInfo>
-        <DisplayName/>
-        <AccountId xsi:nil="true"/>
-        <AccountType/>
-      </UserInfo>
-    </Members>
-    <Member_Groups xmlns="a3906c3e-b90e-4845-8e6f-58b92a9a2bef">
-      <UserInfo>
-        <DisplayName/>
-        <AccountId xsi:nil="true"/>
-        <AccountType/>
-      </UserInfo>
-    </Member_Groups>
-    <Teams_Channel_Section_Location xmlns="a3906c3e-b90e-4845-8e6f-58b92a9a2bef" xsi:nil="true"/>
-    <TaxCatchAll xmlns="f52fef0e-7040-4ab1-a4cf-1b03feb55e5f" xsi:nil="true"/>
-    <LMS_Mappings xmlns="a3906c3e-b90e-4845-8e6f-58b92a9a2bef" xsi:nil="true"/>
-    <Teachers xmlns="a3906c3e-b90e-4845-8e6f-58b92a9a2bef">
-      <UserInfo>
-        <DisplayName/>
-        <AccountId xsi:nil="true"/>
-        <AccountType/>
-      </UserInfo>
-    </Teachers>
-    <Templates xmlns="a3906c3e-b90e-4845-8e6f-58b92a9a2bef" xsi:nil="true"/>
-    <Has_Leaders_Only_SectionGroup xmlns="a3906c3e-b90e-4845-8e6f-58b92a9a2bef" xsi:nil="true"/>
-    <Invited_Leaders xmlns="a3906c3e-b90e-4845-8e6f-58b92a9a2bef" xsi:nil="true"/>
-    <Linknaarmeeinfo xmlns="a3906c3e-b90e-4845-8e6f-58b92a9a2bef">
-      <Url xsi:nil="true"/>
-      <Description xsi:nil="true"/>
-    </Linknaarmeeinfo>
-    <CultureName xmlns="a3906c3e-b90e-4845-8e6f-58b92a9a2bef" xsi:nil="true"/>
-    <Owner xmlns="a3906c3e-b90e-4845-8e6f-58b92a9a2bef">
-      <UserInfo>
-        <DisplayName/>
-        <AccountId xsi:nil="true"/>
-        <AccountType/>
-      </UserInfo>
-    </Owner>
-    <Leaders xmlns="a3906c3e-b90e-4845-8e6f-58b92a9a2bef">
-      <UserInfo>
-        <DisplayName/>
-        <AccountId xsi:nil="true"/>
-        <AccountType/>
-      </UserInfo>
-    </Leaders>
-    <TeamsChannelId xmlns="a3906c3e-b90e-4845-8e6f-58b92a9a2bef" xsi:nil="true"/>
-    <NotebookType xmlns="a3906c3e-b90e-4845-8e6f-58b92a9a2bef" xsi:nil="true"/>
-    <FolderType xmlns="a3906c3e-b90e-4845-8e6f-58b92a9a2bef" xsi:nil="true"/>
-    <Students xmlns="a3906c3e-b90e-4845-8e6f-58b92a9a2bef">
-      <UserInfo>
-        <DisplayName/>
-        <AccountId xsi:nil="true"/>
-        <AccountType/>
-      </UserInfo>
-    </Students>
-    <Student_Groups xmlns="a3906c3e-b90e-4845-8e6f-58b92a9a2bef">
-      <UserInfo>
-        <DisplayName/>
-        <AccountId xsi:nil="true"/>
-        <AccountType/>
-      </UserInfo>
-    </Student_Groups>
-    <Distribution_Groups xmlns="a3906c3e-b90e-4845-8e6f-58b92a9a2bef" xsi:nil="true"/>
-    <DefaultSectionNames xmlns="a3906c3e-b90e-4845-8e6f-58b92a9a2bef" xsi:nil="true"/>
-    <Is_Collaboration_Space_Locked xmlns="a3906c3e-b90e-4845-8e6f-58b92a9a2bef" xsi:nil="true"/>
-    <IsNotebookLocked xmlns="a3906c3e-b90e-4845-8e6f-58b92a9a2bef" xsi:nil="true"/>
-    <Opmerkingen xmlns="a3906c3e-b90e-4845-8e6f-58b92a9a2bef" xsi:nil="true"/>
-    <Self_Registration_Enabled xmlns="a3906c3e-b90e-4845-8e6f-58b92a9a2bef" xsi:nil="true"/>
-  </documentManagement>
-</p:properties>
+<file path=customXml/item4.xml><?xml version="1.0" encoding="utf-8"?>
+<?mso-contentType ?>
+<FormTemplates xmlns="http://schemas.microsoft.com/sharepoint/v3/contenttype/forms">
+  <Display>DocumentLibraryForm</Display>
+  <Edit>DocumentLibraryForm</Edit>
+  <New>DocumentLibraryForm</New>
+</FormTemplates>
 </file>
 
 <file path=customXml/itemProps1.xml><?xml version="1.0" encoding="utf-8"?>
-<ds:datastoreItem xmlns:ds="http://schemas.openxmlformats.org/officeDocument/2006/customXml" ds:itemID="{7D7DC05C-24BA-455D-B107-0733795ABD4D}">
+<ds:datastoreItem xmlns:ds="http://schemas.openxmlformats.org/officeDocument/2006/customXml" ds:itemID="{55AF091B-3C7A-41E3-B477-F2FDAA23CFDA}">
   <ds:schemaRefs>
-    <ds:schemaRef ds:uri="http://schemas.microsoft.com/sharepoint/v3/contenttype/forms"/>
+    <ds:schemaRef ds:uri="http://schemas.microsoft.com/office/2006/coverPageProps"/>
   </ds:schemaRefs>
 </ds:datastoreItem>
 </file>
 
 <file path=customXml/itemProps2.xml><?xml version="1.0" encoding="utf-8"?>
+<ds:datastoreItem xmlns:ds="http://schemas.openxmlformats.org/officeDocument/2006/customXml" ds:itemID="{5503B50C-A040-4A02-B85A-3A5B58E0D87A}">
+  <ds:schemaRefs>
+    <ds:schemaRef ds:uri="http://schemas.microsoft.com/office/2006/metadata/properties"/>
+    <ds:schemaRef ds:uri="http://schemas.microsoft.com/office/infopath/2007/PartnerControls"/>
+    <ds:schemaRef ds:uri="a3906c3e-b90e-4845-8e6f-58b92a9a2bef"/>
+    <ds:schemaRef ds:uri="f52fef0e-7040-4ab1-a4cf-1b03feb55e5f"/>
+  </ds:schemaRefs>
+</ds:datastoreItem>
+</file>
+
+<file path=customXml/itemProps3.xml><?xml version="1.0" encoding="utf-8"?>
 <ds:datastoreItem xmlns:ds="http://schemas.openxmlformats.org/officeDocument/2006/customXml" ds:itemID="{D42F6CC8-C541-4C4C-9873-9B6AAE87413F}">
   <ds:schemaRefs>
     <ds:schemaRef ds:uri="http://schemas.microsoft.com/office/2006/metadata/contentType"/>
@@ -2274,13 +3336,10 @@
 </ds:datastoreItem>
 </file>
 
-<file path=customXml/itemProps3.xml><?xml version="1.0" encoding="utf-8"?>
-<ds:datastoreItem xmlns:ds="http://schemas.openxmlformats.org/officeDocument/2006/customXml" ds:itemID="{5503B50C-A040-4A02-B85A-3A5B58E0D87A}">
+<file path=customXml/itemProps4.xml><?xml version="1.0" encoding="utf-8"?>
+<ds:datastoreItem xmlns:ds="http://schemas.openxmlformats.org/officeDocument/2006/customXml" ds:itemID="{7D7DC05C-24BA-455D-B107-0733795ABD4D}">
   <ds:schemaRefs>
-    <ds:schemaRef ds:uri="http://schemas.microsoft.com/office/2006/metadata/properties"/>
-    <ds:schemaRef ds:uri="http://schemas.microsoft.com/office/infopath/2007/PartnerControls"/>
-    <ds:schemaRef ds:uri="a3906c3e-b90e-4845-8e6f-58b92a9a2bef"/>
-    <ds:schemaRef ds:uri="f52fef0e-7040-4ab1-a4cf-1b03feb55e5f"/>
+    <ds:schemaRef ds:uri="http://schemas.microsoft.com/sharepoint/v3/contenttype/forms"/>
   </ds:schemaRefs>
 </ds:datastoreItem>
 </file>
--- a/Opleverset/Documentatie/Onderzoeken/Gebruikersonderzoek.docx
+++ b/Opleverset/Documentatie/Onderzoeken/Gebruikersonderzoek.docx
@@ -439,7 +439,7 @@
                             <w:txbxContent>
                               <w:p>
                                 <w:pPr>
-                                  <w:pStyle w:val="NoSpacing"/>
+                                  <w:pStyle w:val="Geenafstand"/>
                                   <w:rPr>
                                     <w:color w:val="7F7F7F" w:themeColor="text1" w:themeTint="80"/>
                                     <w:sz w:val="18"/>
@@ -545,7 +545,7 @@
                       <w:txbxContent>
                         <w:p>
                           <w:pPr>
-                            <w:pStyle w:val="NoSpacing"/>
+                            <w:pStyle w:val="Geenafstand"/>
                             <w:rPr>
                               <w:color w:val="7F7F7F" w:themeColor="text1" w:themeTint="80"/>
                               <w:sz w:val="18"/>
@@ -708,7 +708,7 @@
                                 <w:sdtContent>
                                   <w:p>
                                     <w:pPr>
-                                      <w:pStyle w:val="NoSpacing"/>
+                                      <w:pStyle w:val="Geenafstand"/>
                                       <w:spacing w:before="40" w:after="40"/>
                                       <w:rPr>
                                         <w:caps/>
@@ -731,7 +731,7 @@
                               </w:sdt>
                               <w:p>
                                 <w:pPr>
-                                  <w:pStyle w:val="NoSpacing"/>
+                                  <w:pStyle w:val="Geenafstand"/>
                                   <w:spacing w:before="40" w:after="40"/>
                                   <w:rPr>
                                     <w:caps/>
@@ -814,7 +814,7 @@
                           <w:sdtContent>
                             <w:p>
                               <w:pPr>
-                                <w:pStyle w:val="NoSpacing"/>
+                                <w:pStyle w:val="Geenafstand"/>
                                 <w:spacing w:before="40" w:after="40"/>
                                 <w:rPr>
                                   <w:caps/>
@@ -837,7 +837,7 @@
                         </w:sdt>
                         <w:p>
                           <w:pPr>
-                            <w:pStyle w:val="NoSpacing"/>
+                            <w:pStyle w:val="Geenafstand"/>
                             <w:spacing w:before="40" w:after="40"/>
                             <w:rPr>
                               <w:caps/>
@@ -972,7 +972,7 @@
                                 <w:sdtContent>
                                   <w:p>
                                     <w:pPr>
-                                      <w:pStyle w:val="NoSpacing"/>
+                                      <w:pStyle w:val="Geenafstand"/>
                                       <w:jc w:val="right"/>
                                       <w:rPr>
                                         <w:color w:val="FFFFFF" w:themeColor="background1"/>
@@ -1032,7 +1032,7 @@
                           <w:sdtContent>
                             <w:p>
                               <w:pPr>
-                                <w:pStyle w:val="NoSpacing"/>
+                                <w:pStyle w:val="Geenafstand"/>
                                 <w:jc w:val="right"/>
                                 <w:rPr>
                                   <w:color w:val="FFFFFF" w:themeColor="background1"/>
@@ -1063,7 +1063,32 @@
     </w:sdt>
     <w:p>
       <w:pPr>
-        <w:pStyle w:val="Heading1"/>
+        <w:pStyle w:val="Kop1"/>
+      </w:pPr>
+      <w:r>
+        <w:lastRenderedPageBreak/>
+        <w:t xml:space="preserve">Samenvatting </w:t>
+      </w:r>
+    </w:p>
+    <w:p>
+      <w:r>
+        <w:t>Dit rapport beschrijft het gebruikersonderzoek voor de User Interface (UI) van het stabilisatiesysteem van de Floating Farm. Het onderzoek is beperkt van omvang vanwege het experimentele karakter van het project en het ontbreken van een brede eindgebruikersgroep.</w:t>
+      </w:r>
+    </w:p>
+    <w:p>
+      <w:r>
+        <w:t>De centrale onderzoeksvraag luidt: “Wat moet de gebruiker kunnen zien op de interface?” Op basis van tweewekelijkse overlegmomenten met de opdrachtgever zijn twee informatiebehoeften vastgesteld: de actuele positie van de boerderij en de status van de actieve motoren. Het weergeven van het waterniveau per tank is buiten scope geplaatst vanwege technische beperkingen.</w:t>
+      </w:r>
+    </w:p>
+    <w:p>
+      <w:r>
+        <w:t>De conclusie is dat de interface de gebruiker voldoende inzicht biedt om het stabilisatiesysteem te monitoren, zonder onnodige complexiteit toe te voegen.</w:t>
+      </w:r>
+    </w:p>
+    <w:p/>
+    <w:p>
+      <w:pPr>
+        <w:pStyle w:val="Kop1"/>
         <w:rPr>
           <w:spacing w:val="-10"/>
           <w:kern w:val="28"/>
@@ -1072,11 +1097,13 @@
         </w:rPr>
       </w:pPr>
       <w:r>
-        <w:lastRenderedPageBreak/>
         <w:t>Inleiding</w:t>
       </w:r>
     </w:p>
     <w:p>
+      <w:r>
+        <w:t xml:space="preserve">Dit document beschrijft het gebruikersonderzoek voor de User Interface (UI) van het stabilisatiesysteem van de Floating Farm. </w:t>
+      </w:r>
       <w:r>
         <w:t xml:space="preserve">Ons stabilisatiesysteem zal geen gegarandeerde gebruikers hebben. Het zou namelijk kunnen, dat ons systeem pas in toekomstige Farms gebruikt zal worden, maar het is geen garantie dat er meer gemaakt zullen worden. </w:t>
       </w:r>
@@ -1095,53 +1122,76 @@
       <w:r>
         <w:t xml:space="preserve">Hieruit lijd de onderzoeksvraag: </w:t>
       </w:r>
-    </w:p>
-    <w:p>
-      <w:pPr>
-        <w:pStyle w:val="Heading1"/>
-      </w:pPr>
       <w:r>
         <w:t>Wat moet de gebruiker kunnen zien op de interface?</w:t>
+      </w:r>
+      <w:r>
+        <w:t>`</w:t>
+      </w:r>
+    </w:p>
+    <w:p/>
+    <w:p>
+      <w:pPr>
+        <w:pStyle w:val="Kop1"/>
+      </w:pPr>
+      <w:r>
+        <w:t xml:space="preserve">Resultaten </w:t>
       </w:r>
     </w:p>
     <w:p>
       <w:r>
-        <w:t xml:space="preserve">Ons systeem zal constant gebruikt worden om de Floating Farm te stabiliseren, maar het monitoren alleen waar nodig. De gebruiker </w:t>
-      </w:r>
-      <w:r>
-        <w:t>moet dus</w:t>
-      </w:r>
-      <w:r>
-        <w:t xml:space="preserve"> kunnen zien welke positie de boerderij op dat huidig moment heeft. </w:t>
-      </w:r>
-      <w:r>
-        <w:t xml:space="preserve">Dit moet op ongewone en inconsistente intervals kunnen. </w:t>
+        <w:t>Uit overleg met de opdrachtgever en analyse van de systeemvereisten zijn de volgende informatiebehoeften vastgesteld:</w:t>
       </w:r>
     </w:p>
     <w:p/>
     <w:p>
+      <w:pPr>
+        <w:pStyle w:val="Kop2"/>
+      </w:pPr>
       <w:r>
-        <w:t>Buiten de positie moet de gebruiker ook kunnen zien welke van motoren actief zijn, om te kunnen zien of de floating farm zich aan het stabiliseren is</w:t>
+        <w:t>3.1 Positie van de boerderij</w:t>
+      </w:r>
+    </w:p>
+    <w:p>
+      <w:r>
+        <w:t>De gebruiker moet op elk gewenst moment de huidige positie van de Floating Farm kunnen inzien. Omdat het systeem continu actief is maar monitoring alleen plaatsvindt wanneer nodig, moet de positie op onregelmatige en inconsistente intervallen kunnen worden geraadpleegd.</w:t>
+      </w:r>
+    </w:p>
+    <w:p/>
+    <w:p>
+      <w:pPr>
+        <w:pStyle w:val="Kop2"/>
+      </w:pPr>
+      <w:r>
+        <w:t>3.2 Status van de motoren</w:t>
+      </w:r>
+    </w:p>
+    <w:p>
+      <w:r>
+        <w:t>De gebruiker moet kunnen zien welke motoren op dat moment actief zijn. Op basis hiervan kan worden afgeleid of het stabilisatiesysteem actief bezig is met het corrigeren van de positie van de boerderij.</w:t>
+      </w:r>
+    </w:p>
+    <w:p/>
+    <w:p>
+      <w:pPr>
+        <w:pStyle w:val="Kop2"/>
+      </w:pPr>
+      <w:r>
+        <w:lastRenderedPageBreak/>
+        <w:t>3.3 Waterniveau in de tanks</w:t>
+      </w:r>
+    </w:p>
+    <w:p>
+      <w:r>
+        <w:t>Er is door de opdrachtgever gevraagd of het mogelijk is het waterniveau in elke afzonderlijke tank te visualiseren. Na overleg met de opdrachtgever is besloten dit buiten scope te plaatsen: op de huidige schaal van het systeem is het technisch niet haalbaar om dit nauwkeurig te meten en weer te geven. Dit onderdeel is derhalve niet opgenomen in de interface</w:t>
       </w:r>
       <w:r>
         <w:t xml:space="preserve">. </w:t>
       </w:r>
     </w:p>
-    <w:p/>
     <w:p>
-      <w:r>
-        <w:t>Aan ons was ook gevraagd of wij het zover konden krijgen om het waterniveau</w:t>
-      </w:r>
-      <w:r>
-        <w:t xml:space="preserve"> in elke tank</w:t>
-      </w:r>
-      <w:r>
-        <w:t xml:space="preserve"> te kunnen zien, maar jammer genoeg is dat niet mogelijk op onze schaal. Dus wij hebben in overleg met de opdrachtgever dit weggelaten. </w:t>
-      </w:r>
-    </w:p>
-    <w:p>
-      <w:pPr>
-        <w:pStyle w:val="Heading1"/>
+      <w:pPr>
+        <w:pStyle w:val="Kop1"/>
       </w:pPr>
       <w:r>
         <w:t xml:space="preserve">Hoe hebben wij deze informatie </w:t>
@@ -1152,7 +1202,7 @@
     </w:p>
     <w:p>
       <w:pPr>
-        <w:pStyle w:val="NoSpacing"/>
+        <w:pStyle w:val="Geenafstand"/>
       </w:pPr>
       <w:r>
         <w:t xml:space="preserve">Wat kunnen wij doen om de komende weken ons in te zetten om input op te halen bij de eindgebruikers? Wij hebben tot nu toe elke meeting met onze opdrachtgever vragen gesteld over de interface, plaatsingen, en overlegd over zaken van het schaalmodel. Dit zetten wij gewoon voort. Elke meeting die wij hebben met onze opdrachtgever (elke 2 weken), gaan wij laten zien wat wij hebben, vragen stellen en mening(en) vragen. </w:t>
@@ -1160,12 +1210,12 @@
     </w:p>
     <w:p>
       <w:pPr>
-        <w:pStyle w:val="NoSpacing"/>
+        <w:pStyle w:val="Geenafstand"/>
       </w:pPr>
     </w:p>
     <w:p>
       <w:pPr>
-        <w:pStyle w:val="Heading1"/>
+        <w:pStyle w:val="Kop1"/>
       </w:pPr>
       <w:r>
         <w:t>Conclusie</w:t>
@@ -1180,6 +1230,39 @@
       </w:r>
     </w:p>
     <w:p>
+      <w:r>
+        <w:t>Op basis van het onderzoek zijn twee kernfunctionaliteiten vastgesteld voor de User Interface:</w:t>
+      </w:r>
+    </w:p>
+    <w:p>
+      <w:pPr>
+        <w:numPr>
+          <w:ilvl w:val="0"/>
+          <w:numId w:val="3"/>
+        </w:numPr>
+      </w:pPr>
+      <w:r>
+        <w:t>De actuele positie van de Floating Farm.</w:t>
+      </w:r>
+    </w:p>
+    <w:p>
+      <w:pPr>
+        <w:numPr>
+          <w:ilvl w:val="0"/>
+          <w:numId w:val="3"/>
+        </w:numPr>
+      </w:pPr>
+      <w:r>
+        <w:t>De status van de actieve motoren.</w:t>
+      </w:r>
+    </w:p>
+    <w:p>
+      <w:r>
+        <w:t>Het weergeven van het waterniveau per tank is, na overleg, buiten de scope geplaatst vanwege technische beperkingen op de huidige schaal. De interface biedt de gebruiker daarmee voldoende inzicht om het stabilisatiesysteem te monitoren zonder onnodige complexiteit.</w:t>
+      </w:r>
+    </w:p>
+    <w:p/>
+    <w:p>
       <w:pPr>
         <w:rPr>
           <w:rFonts w:asciiTheme="majorHAnsi" w:eastAsiaTheme="majorEastAsia" w:hAnsiTheme="majorHAnsi" w:cstheme="majorBidi"/>
@@ -1196,7 +1279,7 @@
     </w:p>
     <w:p>
       <w:pPr>
-        <w:pStyle w:val="Heading1"/>
+        <w:pStyle w:val="Kop1"/>
       </w:pPr>
       <w:r>
         <w:lastRenderedPageBreak/>
@@ -1205,7 +1288,7 @@
     </w:p>
     <w:tbl>
       <w:tblPr>
-        <w:tblStyle w:val="GridTable2-Accent4"/>
+        <w:tblStyle w:val="Rastertabel2-Accent4"/>
         <w:tblW w:w="0" w:type="auto"/>
         <w:tblLook w:val="04A0" w:firstRow="1" w:lastRow="0" w:firstColumn="1" w:lastColumn="0" w:noHBand="0" w:noVBand="1"/>
       </w:tblPr>
@@ -1402,7 +1485,13 @@
           </w:tcPr>
           <w:p>
             <w:r>
-              <w:t>02-02-2025</w:t>
+              <w:t>02-0</w:t>
+            </w:r>
+            <w:r>
+              <w:t>3</w:t>
+            </w:r>
+            <w:r>
+              <w:t>-2025</w:t>
             </w:r>
           </w:p>
         </w:tc>
@@ -1433,10 +1522,58 @@
           </w:p>
         </w:tc>
       </w:tr>
+      <w:tr>
+        <w:trPr>
+          <w:cnfStyle w:val="000000100000" w:firstRow="0" w:lastRow="0" w:firstColumn="0" w:lastColumn="0" w:oddVBand="0" w:evenVBand="0" w:oddHBand="1" w:evenHBand="0" w:firstRowFirstColumn="0" w:firstRowLastColumn="0" w:lastRowFirstColumn="0" w:lastRowLastColumn="0"/>
+        </w:trPr>
+        <w:tc>
+          <w:tcPr>
+            <w:cnfStyle w:val="001000000000" w:firstRow="0" w:lastRow="0" w:firstColumn="1" w:lastColumn="0" w:oddVBand="0" w:evenVBand="0" w:oddHBand="0" w:evenHBand="0" w:firstRowFirstColumn="0" w:firstRowLastColumn="0" w:lastRowFirstColumn="0" w:lastRowLastColumn="0"/>
+            <w:tcW w:w="3007" w:type="dxa"/>
+          </w:tcPr>
+          <w:p>
+            <w:r>
+              <w:t>0</w:t>
+            </w:r>
+            <w:r>
+              <w:t>7</w:t>
+            </w:r>
+            <w:r>
+              <w:t>-03-2025</w:t>
+            </w:r>
+          </w:p>
+        </w:tc>
+        <w:tc>
+          <w:tcPr>
+            <w:tcW w:w="3008" w:type="dxa"/>
+          </w:tcPr>
+          <w:p>
+            <w:pPr>
+              <w:cnfStyle w:val="000000100000" w:firstRow="0" w:lastRow="0" w:firstColumn="0" w:lastColumn="0" w:oddVBand="0" w:evenVBand="0" w:oddHBand="1" w:evenHBand="0" w:firstRowFirstColumn="0" w:firstRowLastColumn="0" w:lastRowFirstColumn="0" w:lastRowLastColumn="0"/>
+            </w:pPr>
+            <w:r>
+              <w:t>3.5</w:t>
+            </w:r>
+          </w:p>
+        </w:tc>
+        <w:tc>
+          <w:tcPr>
+            <w:tcW w:w="3011" w:type="dxa"/>
+          </w:tcPr>
+          <w:p>
+            <w:pPr>
+              <w:cnfStyle w:val="000000100000" w:firstRow="0" w:lastRow="0" w:firstColumn="0" w:lastColumn="0" w:oddVBand="0" w:evenVBand="0" w:oddHBand="1" w:evenHBand="0" w:firstRowFirstColumn="0" w:firstRowLastColumn="0" w:lastRowFirstColumn="0" w:lastRowLastColumn="0"/>
+            </w:pPr>
+            <w:r>
+              <w:t>Samenvatting toegevoegd</w:t>
+            </w:r>
+          </w:p>
+        </w:tc>
+      </w:tr>
     </w:tbl>
     <w:p>
       <w:pPr>
-        <w:pStyle w:val="NoSpacing"/>
+        <w:pStyle w:val="Geenafstand"/>
       </w:pPr>
     </w:p>
     <w:sectPr>
@@ -1594,6 +1731,84 @@
     </w:lvl>
   </w:abstractNum>
   <w:abstractNum w:abstractNumId="1" w15:restartNumberingAfterBreak="0">
+    <w:nsid w:val="29850272"/>
+    <w:multiLevelType w:val="hybridMultilevel"/>
+    <w:tmpl w:val="1A404DBC"/>
+    <w:lvl w:ilvl="0" w:tplc="A10A857C">
+      <w:start w:val="1"/>
+      <w:numFmt w:val="bullet"/>
+      <w:lvlText w:val="•"/>
+      <w:lvlJc w:val="left"/>
+      <w:pPr>
+        <w:ind w:left="720" w:hanging="360"/>
+      </w:pPr>
+    </w:lvl>
+    <w:lvl w:ilvl="1" w:tplc="4BB02A78">
+      <w:numFmt w:val="decimal"/>
+      <w:lvlText w:val=""/>
+      <w:lvlJc w:val="left"/>
+      <w:pPr>
+        <w:ind w:left="0" w:firstLine="0"/>
+      </w:pPr>
+    </w:lvl>
+    <w:lvl w:ilvl="2" w:tplc="CABACF9A">
+      <w:numFmt w:val="decimal"/>
+      <w:lvlText w:val=""/>
+      <w:lvlJc w:val="left"/>
+      <w:pPr>
+        <w:ind w:left="0" w:firstLine="0"/>
+      </w:pPr>
+    </w:lvl>
+    <w:lvl w:ilvl="3" w:tplc="C3C6017E">
+      <w:numFmt w:val="decimal"/>
+      <w:lvlText w:val=""/>
+      <w:lvlJc w:val="left"/>
+      <w:pPr>
+        <w:ind w:left="0" w:firstLine="0"/>
+      </w:pPr>
+    </w:lvl>
+    <w:lvl w:ilvl="4" w:tplc="8214DF4E">
+      <w:numFmt w:val="decimal"/>
+      <w:lvlText w:val=""/>
+      <w:lvlJc w:val="left"/>
+      <w:pPr>
+        <w:ind w:left="0" w:firstLine="0"/>
+      </w:pPr>
+    </w:lvl>
+    <w:lvl w:ilvl="5" w:tplc="5F662426">
+      <w:numFmt w:val="decimal"/>
+      <w:lvlText w:val=""/>
+      <w:lvlJc w:val="left"/>
+      <w:pPr>
+        <w:ind w:left="0" w:firstLine="0"/>
+      </w:pPr>
+    </w:lvl>
+    <w:lvl w:ilvl="6" w:tplc="4C1644B8">
+      <w:numFmt w:val="decimal"/>
+      <w:lvlText w:val=""/>
+      <w:lvlJc w:val="left"/>
+      <w:pPr>
+        <w:ind w:left="0" w:firstLine="0"/>
+      </w:pPr>
+    </w:lvl>
+    <w:lvl w:ilvl="7" w:tplc="C80CEBDC">
+      <w:numFmt w:val="decimal"/>
+      <w:lvlText w:val=""/>
+      <w:lvlJc w:val="left"/>
+      <w:pPr>
+        <w:ind w:left="0" w:firstLine="0"/>
+      </w:pPr>
+    </w:lvl>
+    <w:lvl w:ilvl="8" w:tplc="DB8C3612">
+      <w:numFmt w:val="decimal"/>
+      <w:lvlText w:val=""/>
+      <w:lvlJc w:val="left"/>
+      <w:pPr>
+        <w:ind w:left="0" w:firstLine="0"/>
+      </w:pPr>
+    </w:lvl>
+  </w:abstractNum>
+  <w:abstractNum w:abstractNumId="2" w15:restartNumberingAfterBreak="0">
     <w:nsid w:val="62B912A6"/>
     <w:multiLevelType w:val="hybridMultilevel"/>
     <w:tmpl w:val="2CF2CA0A"/>
@@ -1734,10 +1949,22 @@
     </w:lvl>
   </w:abstractNum>
   <w:num w:numId="1" w16cid:durableId="1445534391">
-    <w:abstractNumId w:val="1"/>
+    <w:abstractNumId w:val="2"/>
   </w:num>
   <w:num w:numId="2" w16cid:durableId="1745570665">
     <w:abstractNumId w:val="0"/>
+  </w:num>
+  <w:num w:numId="3" w16cid:durableId="824973394">
+    <w:abstractNumId w:val="1"/>
+    <w:lvlOverride w:ilvl="0"/>
+    <w:lvlOverride w:ilvl="1"/>
+    <w:lvlOverride w:ilvl="2"/>
+    <w:lvlOverride w:ilvl="3"/>
+    <w:lvlOverride w:ilvl="4"/>
+    <w:lvlOverride w:ilvl="5"/>
+    <w:lvlOverride w:ilvl="6"/>
+    <w:lvlOverride w:ilvl="7"/>
+    <w:lvlOverride w:ilvl="8"/>
   </w:num>
 </w:numbering>
 </file>
@@ -2133,15 +2360,15 @@
     <w:lsdException w:name="Unresolved Mention" w:semiHidden="1" w:unhideWhenUsed="1"/>
     <w:lsdException w:name="Smart Link" w:semiHidden="1" w:unhideWhenUsed="1"/>
   </w:latentStyles>
-  <w:style w:type="paragraph" w:default="1" w:styleId="Normal">
+  <w:style w:type="paragraph" w:default="1" w:styleId="Standaard">
     <w:name w:val="Normal"/>
     <w:qFormat/>
   </w:style>
-  <w:style w:type="paragraph" w:styleId="Heading1">
+  <w:style w:type="paragraph" w:styleId="Kop1">
     <w:name w:val="heading 1"/>
-    <w:basedOn w:val="Normal"/>
-    <w:next w:val="Normal"/>
-    <w:link w:val="Heading1Char"/>
+    <w:basedOn w:val="Standaard"/>
+    <w:next w:val="Standaard"/>
+    <w:link w:val="Kop1Char"/>
     <w:uiPriority w:val="9"/>
     <w:qFormat/>
     <w:rsid w:val="00832A83"/>
@@ -2160,13 +2387,34 @@
       <w14:ligatures w14:val="standardContextual"/>
     </w:rPr>
   </w:style>
-  <w:style w:type="character" w:default="1" w:styleId="DefaultParagraphFont">
+  <w:style w:type="paragraph" w:styleId="Kop2">
+    <w:name w:val="heading 2"/>
+    <w:basedOn w:val="Standaard"/>
+    <w:next w:val="Standaard"/>
+    <w:link w:val="Kop2Char"/>
+    <w:uiPriority w:val="9"/>
+    <w:unhideWhenUsed/>
+    <w:qFormat/>
+    <w:rsid w:val="002B5659"/>
+    <w:pPr>
+      <w:keepNext/>
+      <w:keepLines/>
+      <w:spacing w:before="40"/>
+      <w:outlineLvl w:val="1"/>
+    </w:pPr>
+    <w:rPr>
+      <w:rFonts w:asciiTheme="majorHAnsi" w:eastAsiaTheme="majorEastAsia" w:hAnsiTheme="majorHAnsi" w:cstheme="majorBidi"/>
+      <w:color w:val="2F5496" w:themeColor="accent1" w:themeShade="BF"/>
+      <w:sz w:val="26"/>
+      <w:szCs w:val="26"/>
+    </w:rPr>
+  </w:style>
+  <w:style w:type="character" w:default="1" w:styleId="Standaardalinea-lettertype">
     <w:name w:val="Default Paragraph Font"/>
     <w:uiPriority w:val="1"/>
-    <w:semiHidden/>
     <w:unhideWhenUsed/>
   </w:style>
-  <w:style w:type="table" w:default="1" w:styleId="TableNormal">
+  <w:style w:type="table" w:default="1" w:styleId="Standaardtabel">
     <w:name w:val="Normal Table"/>
     <w:uiPriority w:val="99"/>
     <w:semiHidden/>
@@ -2181,15 +2429,15 @@
       </w:tblCellMar>
     </w:tblPr>
   </w:style>
-  <w:style w:type="numbering" w:default="1" w:styleId="NoList">
+  <w:style w:type="numbering" w:default="1" w:styleId="Geenlijst">
     <w:name w:val="No List"/>
     <w:uiPriority w:val="99"/>
     <w:semiHidden/>
     <w:unhideWhenUsed/>
   </w:style>
-  <w:style w:type="table" w:styleId="TableGrid">
+  <w:style w:type="table" w:styleId="Tabelraster">
     <w:name w:val="Table Grid"/>
-    <w:basedOn w:val="TableNormal"/>
+    <w:basedOn w:val="Standaardtabel"/>
     <w:uiPriority w:val="39"/>
     <w:rsid w:val="008813DF"/>
     <w:tblPr>
@@ -2203,17 +2451,17 @@
       </w:tblBorders>
     </w:tblPr>
   </w:style>
-  <w:style w:type="paragraph" w:styleId="NoSpacing">
+  <w:style w:type="paragraph" w:styleId="Geenafstand">
     <w:name w:val="No Spacing"/>
-    <w:link w:val="NoSpacingChar"/>
+    <w:link w:val="GeenafstandChar"/>
     <w:uiPriority w:val="1"/>
     <w:qFormat/>
     <w:rsid w:val="0037712B"/>
   </w:style>
-  <w:style w:type="character" w:customStyle="1" w:styleId="Heading1Char">
-    <w:name w:val="Heading 1 Char"/>
-    <w:basedOn w:val="DefaultParagraphFont"/>
-    <w:link w:val="Heading1"/>
+  <w:style w:type="character" w:customStyle="1" w:styleId="Kop1Char">
+    <w:name w:val="Kop 1 Char"/>
+    <w:basedOn w:val="Standaardalinea-lettertype"/>
+    <w:link w:val="Kop1"/>
     <w:uiPriority w:val="9"/>
     <w:rsid w:val="00832A83"/>
     <w:rPr>
@@ -2225,9 +2473,9 @@
       <w14:ligatures w14:val="standardContextual"/>
     </w:rPr>
   </w:style>
-  <w:style w:type="table" w:styleId="GridTable2-Accent4">
+  <w:style w:type="table" w:styleId="Rastertabel2-Accent4">
     <w:name w:val="Grid Table 2 Accent 4"/>
-    <w:basedOn w:val="TableNormal"/>
+    <w:basedOn w:val="Standaardtabel"/>
     <w:uiPriority w:val="47"/>
     <w:rsid w:val="00832A83"/>
     <w:rPr>
@@ -2303,11 +2551,11 @@
       </w:tcPr>
     </w:tblStylePr>
   </w:style>
-  <w:style w:type="paragraph" w:styleId="Title">
+  <w:style w:type="paragraph" w:styleId="Titel">
     <w:name w:val="Title"/>
-    <w:basedOn w:val="Normal"/>
-    <w:next w:val="Normal"/>
-    <w:link w:val="TitleChar"/>
+    <w:basedOn w:val="Standaard"/>
+    <w:next w:val="Standaard"/>
+    <w:link w:val="TitelChar"/>
     <w:uiPriority w:val="10"/>
     <w:qFormat/>
     <w:rsid w:val="00C142D9"/>
@@ -2322,10 +2570,10 @@
       <w:szCs w:val="56"/>
     </w:rPr>
   </w:style>
-  <w:style w:type="character" w:customStyle="1" w:styleId="TitleChar">
-    <w:name w:val="Title Char"/>
-    <w:basedOn w:val="DefaultParagraphFont"/>
-    <w:link w:val="Title"/>
+  <w:style w:type="character" w:customStyle="1" w:styleId="TitelChar">
+    <w:name w:val="Titel Char"/>
+    <w:basedOn w:val="Standaardalinea-lettertype"/>
+    <w:link w:val="Titel"/>
     <w:uiPriority w:val="10"/>
     <w:rsid w:val="00C142D9"/>
     <w:rPr>
@@ -2336,12 +2584,25 @@
       <w:szCs w:val="56"/>
     </w:rPr>
   </w:style>
-  <w:style w:type="character" w:customStyle="1" w:styleId="NoSpacingChar">
-    <w:name w:val="No Spacing Char"/>
-    <w:basedOn w:val="DefaultParagraphFont"/>
-    <w:link w:val="NoSpacing"/>
+  <w:style w:type="character" w:customStyle="1" w:styleId="GeenafstandChar">
+    <w:name w:val="Geen afstand Char"/>
+    <w:basedOn w:val="Standaardalinea-lettertype"/>
+    <w:link w:val="Geenafstand"/>
     <w:uiPriority w:val="1"/>
     <w:rsid w:val="00A82037"/>
+  </w:style>
+  <w:style w:type="character" w:customStyle="1" w:styleId="Kop2Char">
+    <w:name w:val="Kop 2 Char"/>
+    <w:basedOn w:val="Standaardalinea-lettertype"/>
+    <w:link w:val="Kop2"/>
+    <w:uiPriority w:val="9"/>
+    <w:rsid w:val="002B5659"/>
+    <w:rPr>
+      <w:rFonts w:asciiTheme="majorHAnsi" w:eastAsiaTheme="majorEastAsia" w:hAnsiTheme="majorHAnsi" w:cstheme="majorBidi"/>
+      <w:color w:val="2F5496" w:themeColor="accent1" w:themeShade="BF"/>
+      <w:sz w:val="26"/>
+      <w:szCs w:val="26"/>
+    </w:rPr>
   </w:style>
 </w:styles>
 </file>
@@ -2653,88 +2914,12 @@
 </file>
 
 <file path=customXml/item2.xml><?xml version="1.0" encoding="utf-8"?>
-<p:properties xmlns:p="http://schemas.microsoft.com/office/2006/metadata/properties" xmlns:xsi="http://www.w3.org/2001/XMLSchema-instance" xmlns:pc="http://schemas.microsoft.com/office/infopath/2007/PartnerControls">
-  <documentManagement>
-    <lcf76f155ced4ddcb4097134ff3c332f xmlns="a3906c3e-b90e-4845-8e6f-58b92a9a2bef">
-      <Terms xmlns="http://schemas.microsoft.com/office/infopath/2007/PartnerControls"/>
-    </lcf76f155ced4ddcb4097134ff3c332f>
-    <Invited_Members xmlns="a3906c3e-b90e-4845-8e6f-58b92a9a2bef" xsi:nil="true"/>
-    <AppVersion xmlns="a3906c3e-b90e-4845-8e6f-58b92a9a2bef" xsi:nil="true"/>
-    <Invited_Teachers xmlns="a3906c3e-b90e-4845-8e6f-58b92a9a2bef" xsi:nil="true"/>
-    <Invited_Students xmlns="a3906c3e-b90e-4845-8e6f-58b92a9a2bef" xsi:nil="true"/>
-    <Math_Settings xmlns="a3906c3e-b90e-4845-8e6f-58b92a9a2bef" xsi:nil="true"/>
-    <Has_Teacher_Only_SectionGroup xmlns="a3906c3e-b90e-4845-8e6f-58b92a9a2bef" xsi:nil="true"/>
-    <Members xmlns="a3906c3e-b90e-4845-8e6f-58b92a9a2bef">
-      <UserInfo>
-        <DisplayName/>
-        <AccountId xsi:nil="true"/>
-        <AccountType/>
-      </UserInfo>
-    </Members>
-    <Member_Groups xmlns="a3906c3e-b90e-4845-8e6f-58b92a9a2bef">
-      <UserInfo>
-        <DisplayName/>
-        <AccountId xsi:nil="true"/>
-        <AccountType/>
-      </UserInfo>
-    </Member_Groups>
-    <Teams_Channel_Section_Location xmlns="a3906c3e-b90e-4845-8e6f-58b92a9a2bef" xsi:nil="true"/>
-    <TaxCatchAll xmlns="f52fef0e-7040-4ab1-a4cf-1b03feb55e5f" xsi:nil="true"/>
-    <LMS_Mappings xmlns="a3906c3e-b90e-4845-8e6f-58b92a9a2bef" xsi:nil="true"/>
-    <Teachers xmlns="a3906c3e-b90e-4845-8e6f-58b92a9a2bef">
-      <UserInfo>
-        <DisplayName/>
-        <AccountId xsi:nil="true"/>
-        <AccountType/>
-      </UserInfo>
-    </Teachers>
-    <Templates xmlns="a3906c3e-b90e-4845-8e6f-58b92a9a2bef" xsi:nil="true"/>
-    <Has_Leaders_Only_SectionGroup xmlns="a3906c3e-b90e-4845-8e6f-58b92a9a2bef" xsi:nil="true"/>
-    <Invited_Leaders xmlns="a3906c3e-b90e-4845-8e6f-58b92a9a2bef" xsi:nil="true"/>
-    <Linknaarmeeinfo xmlns="a3906c3e-b90e-4845-8e6f-58b92a9a2bef">
-      <Url xsi:nil="true"/>
-      <Description xsi:nil="true"/>
-    </Linknaarmeeinfo>
-    <CultureName xmlns="a3906c3e-b90e-4845-8e6f-58b92a9a2bef" xsi:nil="true"/>
-    <Owner xmlns="a3906c3e-b90e-4845-8e6f-58b92a9a2bef">
-      <UserInfo>
-        <DisplayName/>
-        <AccountId xsi:nil="true"/>
-        <AccountType/>
-      </UserInfo>
-    </Owner>
-    <Leaders xmlns="a3906c3e-b90e-4845-8e6f-58b92a9a2bef">
-      <UserInfo>
-        <DisplayName/>
-        <AccountId xsi:nil="true"/>
-        <AccountType/>
-      </UserInfo>
-    </Leaders>
-    <TeamsChannelId xmlns="a3906c3e-b90e-4845-8e6f-58b92a9a2bef" xsi:nil="true"/>
-    <NotebookType xmlns="a3906c3e-b90e-4845-8e6f-58b92a9a2bef" xsi:nil="true"/>
-    <FolderType xmlns="a3906c3e-b90e-4845-8e6f-58b92a9a2bef" xsi:nil="true"/>
-    <Students xmlns="a3906c3e-b90e-4845-8e6f-58b92a9a2bef">
-      <UserInfo>
-        <DisplayName/>
-        <AccountId xsi:nil="true"/>
-        <AccountType/>
-      </UserInfo>
-    </Students>
-    <Student_Groups xmlns="a3906c3e-b90e-4845-8e6f-58b92a9a2bef">
-      <UserInfo>
-        <DisplayName/>
-        <AccountId xsi:nil="true"/>
-        <AccountType/>
-      </UserInfo>
-    </Student_Groups>
-    <Distribution_Groups xmlns="a3906c3e-b90e-4845-8e6f-58b92a9a2bef" xsi:nil="true"/>
-    <DefaultSectionNames xmlns="a3906c3e-b90e-4845-8e6f-58b92a9a2bef" xsi:nil="true"/>
-    <Is_Collaboration_Space_Locked xmlns="a3906c3e-b90e-4845-8e6f-58b92a9a2bef" xsi:nil="true"/>
-    <IsNotebookLocked xmlns="a3906c3e-b90e-4845-8e6f-58b92a9a2bef" xsi:nil="true"/>
-    <Opmerkingen xmlns="a3906c3e-b90e-4845-8e6f-58b92a9a2bef" xsi:nil="true"/>
-    <Self_Registration_Enabled xmlns="a3906c3e-b90e-4845-8e6f-58b92a9a2bef" xsi:nil="true"/>
-  </documentManagement>
-</p:properties>
+<?mso-contentType ?>
+<FormTemplates xmlns="http://schemas.microsoft.com/sharepoint/v3/contenttype/forms">
+  <Display>DocumentLibraryForm</Display>
+  <Edit>DocumentLibraryForm</Edit>
+  <New>DocumentLibraryForm</New>
+</FormTemplates>
 </file>
 
 <file path=customXml/item3.xml><?xml version="1.0" encoding="utf-8"?>
@@ -3290,12 +3475,88 @@
 </file>
 
 <file path=customXml/item4.xml><?xml version="1.0" encoding="utf-8"?>
-<?mso-contentType ?>
-<FormTemplates xmlns="http://schemas.microsoft.com/sharepoint/v3/contenttype/forms">
-  <Display>DocumentLibraryForm</Display>
-  <Edit>DocumentLibraryForm</Edit>
-  <New>DocumentLibraryForm</New>
-</FormTemplates>
+<p:properties xmlns:p="http://schemas.microsoft.com/office/2006/metadata/properties" xmlns:xsi="http://www.w3.org/2001/XMLSchema-instance" xmlns:pc="http://schemas.microsoft.com/office/infopath/2007/PartnerControls">
+  <documentManagement>
+    <lcf76f155ced4ddcb4097134ff3c332f xmlns="a3906c3e-b90e-4845-8e6f-58b92a9a2bef">
+      <Terms xmlns="http://schemas.microsoft.com/office/infopath/2007/PartnerControls"/>
+    </lcf76f155ced4ddcb4097134ff3c332f>
+    <Invited_Members xmlns="a3906c3e-b90e-4845-8e6f-58b92a9a2bef" xsi:nil="true"/>
+    <AppVersion xmlns="a3906c3e-b90e-4845-8e6f-58b92a9a2bef" xsi:nil="true"/>
+    <Invited_Teachers xmlns="a3906c3e-b90e-4845-8e6f-58b92a9a2bef" xsi:nil="true"/>
+    <Invited_Students xmlns="a3906c3e-b90e-4845-8e6f-58b92a9a2bef" xsi:nil="true"/>
+    <Math_Settings xmlns="a3906c3e-b90e-4845-8e6f-58b92a9a2bef" xsi:nil="true"/>
+    <Has_Teacher_Only_SectionGroup xmlns="a3906c3e-b90e-4845-8e6f-58b92a9a2bef" xsi:nil="true"/>
+    <Members xmlns="a3906c3e-b90e-4845-8e6f-58b92a9a2bef">
+      <UserInfo>
+        <DisplayName/>
+        <AccountId xsi:nil="true"/>
+        <AccountType/>
+      </UserInfo>
+    </Members>
+    <Member_Groups xmlns="a3906c3e-b90e-4845-8e6f-58b92a9a2bef">
+      <UserInfo>
+        <DisplayName/>
+        <AccountId xsi:nil="true"/>
+        <AccountType/>
+      </UserInfo>
+    </Member_Groups>
+    <Teams_Channel_Section_Location xmlns="a3906c3e-b90e-4845-8e6f-58b92a9a2bef" xsi:nil="true"/>
+    <TaxCatchAll xmlns="f52fef0e-7040-4ab1-a4cf-1b03feb55e5f" xsi:nil="true"/>
+    <LMS_Mappings xmlns="a3906c3e-b90e-4845-8e6f-58b92a9a2bef" xsi:nil="true"/>
+    <Teachers xmlns="a3906c3e-b90e-4845-8e6f-58b92a9a2bef">
+      <UserInfo>
+        <DisplayName/>
+        <AccountId xsi:nil="true"/>
+        <AccountType/>
+      </UserInfo>
+    </Teachers>
+    <Templates xmlns="a3906c3e-b90e-4845-8e6f-58b92a9a2bef" xsi:nil="true"/>
+    <Has_Leaders_Only_SectionGroup xmlns="a3906c3e-b90e-4845-8e6f-58b92a9a2bef" xsi:nil="true"/>
+    <Invited_Leaders xmlns="a3906c3e-b90e-4845-8e6f-58b92a9a2bef" xsi:nil="true"/>
+    <Linknaarmeeinfo xmlns="a3906c3e-b90e-4845-8e6f-58b92a9a2bef">
+      <Url xsi:nil="true"/>
+      <Description xsi:nil="true"/>
+    </Linknaarmeeinfo>
+    <CultureName xmlns="a3906c3e-b90e-4845-8e6f-58b92a9a2bef" xsi:nil="true"/>
+    <Owner xmlns="a3906c3e-b90e-4845-8e6f-58b92a9a2bef">
+      <UserInfo>
+        <DisplayName/>
+        <AccountId xsi:nil="true"/>
+        <AccountType/>
+      </UserInfo>
+    </Owner>
+    <Leaders xmlns="a3906c3e-b90e-4845-8e6f-58b92a9a2bef">
+      <UserInfo>
+        <DisplayName/>
+        <AccountId xsi:nil="true"/>
+        <AccountType/>
+      </UserInfo>
+    </Leaders>
+    <TeamsChannelId xmlns="a3906c3e-b90e-4845-8e6f-58b92a9a2bef" xsi:nil="true"/>
+    <NotebookType xmlns="a3906c3e-b90e-4845-8e6f-58b92a9a2bef" xsi:nil="true"/>
+    <FolderType xmlns="a3906c3e-b90e-4845-8e6f-58b92a9a2bef" xsi:nil="true"/>
+    <Students xmlns="a3906c3e-b90e-4845-8e6f-58b92a9a2bef">
+      <UserInfo>
+        <DisplayName/>
+        <AccountId xsi:nil="true"/>
+        <AccountType/>
+      </UserInfo>
+    </Students>
+    <Student_Groups xmlns="a3906c3e-b90e-4845-8e6f-58b92a9a2bef">
+      <UserInfo>
+        <DisplayName/>
+        <AccountId xsi:nil="true"/>
+        <AccountType/>
+      </UserInfo>
+    </Student_Groups>
+    <Distribution_Groups xmlns="a3906c3e-b90e-4845-8e6f-58b92a9a2bef" xsi:nil="true"/>
+    <DefaultSectionNames xmlns="a3906c3e-b90e-4845-8e6f-58b92a9a2bef" xsi:nil="true"/>
+    <Is_Collaboration_Space_Locked xmlns="a3906c3e-b90e-4845-8e6f-58b92a9a2bef" xsi:nil="true"/>
+    <IsNotebookLocked xmlns="a3906c3e-b90e-4845-8e6f-58b92a9a2bef" xsi:nil="true"/>
+    <Opmerkingen xmlns="a3906c3e-b90e-4845-8e6f-58b92a9a2bef" xsi:nil="true"/>
+    <Self_Registration_Enabled xmlns="a3906c3e-b90e-4845-8e6f-58b92a9a2bef" xsi:nil="true"/>
+  </documentManagement>
+</p:properties>
 </file>
 
 <file path=customXml/itemProps1.xml><?xml version="1.0" encoding="utf-8"?>
@@ -3307,12 +3568,9 @@
 </file>
 
 <file path=customXml/itemProps2.xml><?xml version="1.0" encoding="utf-8"?>
-<ds:datastoreItem xmlns:ds="http://schemas.openxmlformats.org/officeDocument/2006/customXml" ds:itemID="{5503B50C-A040-4A02-B85A-3A5B58E0D87A}">
+<ds:datastoreItem xmlns:ds="http://schemas.openxmlformats.org/officeDocument/2006/customXml" ds:itemID="{7D7DC05C-24BA-455D-B107-0733795ABD4D}">
   <ds:schemaRefs>
-    <ds:schemaRef ds:uri="http://schemas.microsoft.com/office/2006/metadata/properties"/>
-    <ds:schemaRef ds:uri="http://schemas.microsoft.com/office/infopath/2007/PartnerControls"/>
-    <ds:schemaRef ds:uri="a3906c3e-b90e-4845-8e6f-58b92a9a2bef"/>
-    <ds:schemaRef ds:uri="f52fef0e-7040-4ab1-a4cf-1b03feb55e5f"/>
+    <ds:schemaRef ds:uri="http://schemas.microsoft.com/sharepoint/v3/contenttype/forms"/>
   </ds:schemaRefs>
 </ds:datastoreItem>
 </file>
@@ -3337,9 +3595,12 @@
 </file>
 
 <file path=customXml/itemProps4.xml><?xml version="1.0" encoding="utf-8"?>
-<ds:datastoreItem xmlns:ds="http://schemas.openxmlformats.org/officeDocument/2006/customXml" ds:itemID="{7D7DC05C-24BA-455D-B107-0733795ABD4D}">
+<ds:datastoreItem xmlns:ds="http://schemas.openxmlformats.org/officeDocument/2006/customXml" ds:itemID="{5503B50C-A040-4A02-B85A-3A5B58E0D87A}">
   <ds:schemaRefs>
-    <ds:schemaRef ds:uri="http://schemas.microsoft.com/sharepoint/v3/contenttype/forms"/>
+    <ds:schemaRef ds:uri="http://schemas.microsoft.com/office/2006/metadata/properties"/>
+    <ds:schemaRef ds:uri="http://schemas.microsoft.com/office/infopath/2007/PartnerControls"/>
+    <ds:schemaRef ds:uri="a3906c3e-b90e-4845-8e6f-58b92a9a2bef"/>
+    <ds:schemaRef ds:uri="f52fef0e-7040-4ab1-a4cf-1b03feb55e5f"/>
   </ds:schemaRefs>
 </ds:datastoreItem>
 </file>